--- a/INFO.docx
+++ b/INFO.docx
@@ -4903,7 +4903,2439 @@
       </w:tr>
     </w:tbl>
     <w:p/>
+    <w:p>
+      <w:pPr>
+        <w:pStyle w:val="2"/>
+        <w:rPr>
+          <w:color w:val="auto"/>
+        </w:rPr>
+      </w:pPr>
+      <w:r>
+        <w:rPr>
+          <w:color w:val="auto"/>
+        </w:rPr>
+        <w:t>Таблица параметров JSON для генерации баннера</w:t>
+      </w:r>
+    </w:p>
+    <w:tbl>
+      <w:tblPr>
+        <w:tblW w:w="0" w:type="dxa"/>
+        <w:tblCellMar>
+          <w:left w:w="0" w:type="dxa"/>
+          <w:right w:w="0" w:type="dxa"/>
+        </w:tblCellMar>
+        <w:tblLook w:val="04A0" w:firstRow="1" w:lastRow="0" w:firstColumn="1" w:lastColumn="0" w:noHBand="0" w:noVBand="1"/>
+      </w:tblPr>
+      <w:tblGrid>
+        <w:gridCol w:w="1520"/>
+        <w:gridCol w:w="997"/>
+        <w:gridCol w:w="1644"/>
+        <w:gridCol w:w="2931"/>
+        <w:gridCol w:w="2247"/>
+      </w:tblGrid>
+      <w:tr>
+        <w:trPr>
+          <w:trHeight w:val="315"/>
+        </w:trPr>
+        <w:tc>
+          <w:tcPr>
+            <w:tcW w:w="0" w:type="auto"/>
+            <w:tcBorders>
+              <w:top w:val="single" w:sz="6" w:space="0" w:color="000000"/>
+              <w:left w:val="single" w:sz="6" w:space="0" w:color="000000"/>
+              <w:bottom w:val="single" w:sz="6" w:space="0" w:color="000000"/>
+              <w:right w:val="single" w:sz="6" w:space="0" w:color="000000"/>
+            </w:tcBorders>
+            <w:tcMar>
+              <w:top w:w="30" w:type="dxa"/>
+              <w:left w:w="45" w:type="dxa"/>
+              <w:bottom w:w="30" w:type="dxa"/>
+              <w:right w:w="45" w:type="dxa"/>
+            </w:tcMar>
+            <w:vAlign w:val="bottom"/>
+            <w:hideMark/>
+          </w:tcPr>
+          <w:p>
+            <w:pPr>
+              <w:spacing w:after="0" w:line="240" w:lineRule="auto"/>
+              <w:rPr>
+                <w:rFonts w:ascii="system-ui" w:eastAsia="Times New Roman" w:hAnsi="system-ui" w:cs="Arial"/>
+                <w:b/>
+                <w:bCs/>
+                <w:sz w:val="20"/>
+                <w:szCs w:val="20"/>
+                <w:lang w:eastAsia="ru-RU"/>
+              </w:rPr>
+            </w:pPr>
+            <w:r>
+              <w:rPr>
+                <w:rFonts w:ascii="system-ui" w:eastAsia="Times New Roman" w:hAnsi="system-ui" w:cs="Arial"/>
+                <w:b/>
+                <w:bCs/>
+                <w:sz w:val="20"/>
+                <w:szCs w:val="20"/>
+                <w:lang w:eastAsia="ru-RU"/>
+              </w:rPr>
+              <w:t>Параметр</w:t>
+            </w:r>
+          </w:p>
+        </w:tc>
+        <w:tc>
+          <w:tcPr>
+            <w:tcW w:w="0" w:type="auto"/>
+            <w:tcBorders>
+              <w:top w:val="single" w:sz="6" w:space="0" w:color="000000"/>
+              <w:left w:val="single" w:sz="6" w:space="0" w:color="CCCCCC"/>
+              <w:bottom w:val="single" w:sz="6" w:space="0" w:color="000000"/>
+              <w:right w:val="single" w:sz="6" w:space="0" w:color="000000"/>
+            </w:tcBorders>
+            <w:tcMar>
+              <w:top w:w="30" w:type="dxa"/>
+              <w:left w:w="45" w:type="dxa"/>
+              <w:bottom w:w="30" w:type="dxa"/>
+              <w:right w:w="45" w:type="dxa"/>
+            </w:tcMar>
+            <w:vAlign w:val="bottom"/>
+            <w:hideMark/>
+          </w:tcPr>
+          <w:p>
+            <w:pPr>
+              <w:spacing w:after="0" w:line="240" w:lineRule="auto"/>
+              <w:rPr>
+                <w:rFonts w:ascii="system-ui" w:eastAsia="Times New Roman" w:hAnsi="system-ui" w:cs="Arial"/>
+                <w:b/>
+                <w:bCs/>
+                <w:sz w:val="20"/>
+                <w:szCs w:val="20"/>
+                <w:lang w:eastAsia="ru-RU"/>
+              </w:rPr>
+            </w:pPr>
+            <w:r>
+              <w:rPr>
+                <w:rFonts w:ascii="system-ui" w:eastAsia="Times New Roman" w:hAnsi="system-ui" w:cs="Arial"/>
+                <w:b/>
+                <w:bCs/>
+                <w:sz w:val="20"/>
+                <w:szCs w:val="20"/>
+                <w:lang w:eastAsia="ru-RU"/>
+              </w:rPr>
+              <w:t>Тип</w:t>
+            </w:r>
+          </w:p>
+        </w:tc>
+        <w:tc>
+          <w:tcPr>
+            <w:tcW w:w="0" w:type="auto"/>
+            <w:tcBorders>
+              <w:top w:val="single" w:sz="6" w:space="0" w:color="000000"/>
+              <w:left w:val="single" w:sz="6" w:space="0" w:color="CCCCCC"/>
+              <w:bottom w:val="single" w:sz="6" w:space="0" w:color="000000"/>
+              <w:right w:val="single" w:sz="6" w:space="0" w:color="000000"/>
+            </w:tcBorders>
+            <w:tcMar>
+              <w:top w:w="30" w:type="dxa"/>
+              <w:left w:w="45" w:type="dxa"/>
+              <w:bottom w:w="30" w:type="dxa"/>
+              <w:right w:w="45" w:type="dxa"/>
+            </w:tcMar>
+            <w:vAlign w:val="bottom"/>
+            <w:hideMark/>
+          </w:tcPr>
+          <w:p>
+            <w:pPr>
+              <w:spacing w:after="0" w:line="240" w:lineRule="auto"/>
+              <w:rPr>
+                <w:rFonts w:ascii="system-ui" w:eastAsia="Times New Roman" w:hAnsi="system-ui" w:cs="Arial"/>
+                <w:b/>
+                <w:bCs/>
+                <w:sz w:val="20"/>
+                <w:szCs w:val="20"/>
+                <w:lang w:eastAsia="ru-RU"/>
+              </w:rPr>
+            </w:pPr>
+            <w:r>
+              <w:rPr>
+                <w:rFonts w:ascii="system-ui" w:eastAsia="Times New Roman" w:hAnsi="system-ui" w:cs="Arial"/>
+                <w:b/>
+                <w:bCs/>
+                <w:sz w:val="20"/>
+                <w:szCs w:val="20"/>
+                <w:lang w:eastAsia="ru-RU"/>
+              </w:rPr>
+              <w:t>Обязательность</w:t>
+            </w:r>
+          </w:p>
+        </w:tc>
+        <w:tc>
+          <w:tcPr>
+            <w:tcW w:w="0" w:type="auto"/>
+            <w:tcBorders>
+              <w:top w:val="single" w:sz="6" w:space="0" w:color="000000"/>
+              <w:left w:val="single" w:sz="6" w:space="0" w:color="CCCCCC"/>
+              <w:bottom w:val="single" w:sz="6" w:space="0" w:color="000000"/>
+              <w:right w:val="single" w:sz="6" w:space="0" w:color="000000"/>
+            </w:tcBorders>
+            <w:tcMar>
+              <w:top w:w="30" w:type="dxa"/>
+              <w:left w:w="45" w:type="dxa"/>
+              <w:bottom w:w="30" w:type="dxa"/>
+              <w:right w:w="45" w:type="dxa"/>
+            </w:tcMar>
+            <w:vAlign w:val="bottom"/>
+            <w:hideMark/>
+          </w:tcPr>
+          <w:p>
+            <w:pPr>
+              <w:spacing w:after="0" w:line="240" w:lineRule="auto"/>
+              <w:rPr>
+                <w:rFonts w:ascii="system-ui" w:eastAsia="Times New Roman" w:hAnsi="system-ui" w:cs="Arial"/>
+                <w:b/>
+                <w:bCs/>
+                <w:sz w:val="20"/>
+                <w:szCs w:val="20"/>
+                <w:lang w:eastAsia="ru-RU"/>
+              </w:rPr>
+            </w:pPr>
+            <w:r>
+              <w:rPr>
+                <w:rFonts w:ascii="system-ui" w:eastAsia="Times New Roman" w:hAnsi="system-ui" w:cs="Arial"/>
+                <w:b/>
+                <w:bCs/>
+                <w:sz w:val="20"/>
+                <w:szCs w:val="20"/>
+                <w:lang w:eastAsia="ru-RU"/>
+              </w:rPr>
+              <w:t>Пример значения</w:t>
+            </w:r>
+          </w:p>
+        </w:tc>
+        <w:tc>
+          <w:tcPr>
+            <w:tcW w:w="0" w:type="auto"/>
+            <w:tcBorders>
+              <w:top w:val="single" w:sz="6" w:space="0" w:color="000000"/>
+              <w:left w:val="single" w:sz="6" w:space="0" w:color="CCCCCC"/>
+              <w:bottom w:val="single" w:sz="6" w:space="0" w:color="000000"/>
+              <w:right w:val="single" w:sz="6" w:space="0" w:color="000000"/>
+            </w:tcBorders>
+            <w:tcMar>
+              <w:top w:w="30" w:type="dxa"/>
+              <w:left w:w="45" w:type="dxa"/>
+              <w:bottom w:w="30" w:type="dxa"/>
+              <w:right w:w="45" w:type="dxa"/>
+            </w:tcMar>
+            <w:vAlign w:val="bottom"/>
+            <w:hideMark/>
+          </w:tcPr>
+          <w:p>
+            <w:pPr>
+              <w:spacing w:after="0" w:line="240" w:lineRule="auto"/>
+              <w:rPr>
+                <w:rFonts w:ascii="system-ui" w:eastAsia="Times New Roman" w:hAnsi="system-ui" w:cs="Arial"/>
+                <w:b/>
+                <w:bCs/>
+                <w:sz w:val="20"/>
+                <w:szCs w:val="20"/>
+                <w:lang w:eastAsia="ru-RU"/>
+              </w:rPr>
+            </w:pPr>
+            <w:r>
+              <w:rPr>
+                <w:rFonts w:ascii="system-ui" w:eastAsia="Times New Roman" w:hAnsi="system-ui" w:cs="Arial"/>
+                <w:b/>
+                <w:bCs/>
+                <w:sz w:val="20"/>
+                <w:szCs w:val="20"/>
+                <w:lang w:eastAsia="ru-RU"/>
+              </w:rPr>
+              <w:t>Описание</w:t>
+            </w:r>
+          </w:p>
+        </w:tc>
+      </w:tr>
+      <w:tr>
+        <w:trPr>
+          <w:trHeight w:val="315"/>
+        </w:trPr>
+        <w:tc>
+          <w:tcPr>
+            <w:tcW w:w="0" w:type="auto"/>
+            <w:tcBorders>
+              <w:top w:val="single" w:sz="6" w:space="0" w:color="CCCCCC"/>
+              <w:left w:val="single" w:sz="6" w:space="0" w:color="000000"/>
+              <w:bottom w:val="single" w:sz="6" w:space="0" w:color="000000"/>
+              <w:right w:val="single" w:sz="6" w:space="0" w:color="000000"/>
+            </w:tcBorders>
+            <w:tcMar>
+              <w:top w:w="30" w:type="dxa"/>
+              <w:left w:w="45" w:type="dxa"/>
+              <w:bottom w:w="30" w:type="dxa"/>
+              <w:right w:w="45" w:type="dxa"/>
+            </w:tcMar>
+            <w:vAlign w:val="bottom"/>
+            <w:hideMark/>
+          </w:tcPr>
+          <w:p>
+            <w:pPr>
+              <w:spacing w:after="0" w:line="240" w:lineRule="auto"/>
+              <w:rPr>
+                <w:rFonts w:ascii="ui-monospace" w:eastAsia="Times New Roman" w:hAnsi="ui-monospace" w:cs="Arial"/>
+                <w:sz w:val="20"/>
+                <w:szCs w:val="20"/>
+                <w:lang w:eastAsia="ru-RU"/>
+              </w:rPr>
+            </w:pPr>
+            <w:proofErr w:type="spellStart"/>
+            <w:r>
+              <w:rPr>
+                <w:rFonts w:ascii="ui-monospace" w:eastAsia="Times New Roman" w:hAnsi="ui-monospace" w:cs="Arial"/>
+                <w:sz w:val="20"/>
+                <w:szCs w:val="20"/>
+                <w:lang w:eastAsia="ru-RU"/>
+              </w:rPr>
+              <w:t>bg_color</w:t>
+            </w:r>
+            <w:proofErr w:type="spellEnd"/>
+          </w:p>
+        </w:tc>
+        <w:tc>
+          <w:tcPr>
+            <w:tcW w:w="0" w:type="auto"/>
+            <w:tcBorders>
+              <w:top w:val="single" w:sz="6" w:space="0" w:color="CCCCCC"/>
+              <w:left w:val="single" w:sz="6" w:space="0" w:color="CCCCCC"/>
+              <w:bottom w:val="single" w:sz="6" w:space="0" w:color="000000"/>
+              <w:right w:val="single" w:sz="6" w:space="0" w:color="000000"/>
+            </w:tcBorders>
+            <w:tcMar>
+              <w:top w:w="30" w:type="dxa"/>
+              <w:left w:w="45" w:type="dxa"/>
+              <w:bottom w:w="30" w:type="dxa"/>
+              <w:right w:w="45" w:type="dxa"/>
+            </w:tcMar>
+            <w:vAlign w:val="bottom"/>
+            <w:hideMark/>
+          </w:tcPr>
+          <w:p>
+            <w:pPr>
+              <w:spacing w:after="0" w:line="240" w:lineRule="auto"/>
+              <w:rPr>
+                <w:rFonts w:ascii="system-ui" w:eastAsia="Times New Roman" w:hAnsi="system-ui" w:cs="Arial"/>
+                <w:sz w:val="20"/>
+                <w:szCs w:val="20"/>
+                <w:lang w:eastAsia="ru-RU"/>
+              </w:rPr>
+            </w:pPr>
+            <w:proofErr w:type="spellStart"/>
+            <w:r>
+              <w:rPr>
+                <w:rFonts w:ascii="system-ui" w:eastAsia="Times New Roman" w:hAnsi="system-ui" w:cs="Arial"/>
+                <w:sz w:val="20"/>
+                <w:szCs w:val="20"/>
+                <w:lang w:eastAsia="ru-RU"/>
+              </w:rPr>
+              <w:t>color</w:t>
+            </w:r>
+            <w:proofErr w:type="spellEnd"/>
+            <w:r>
+              <w:rPr>
+                <w:rFonts w:ascii="system-ui" w:eastAsia="Times New Roman" w:hAnsi="system-ui" w:cs="Arial"/>
+                <w:sz w:val="20"/>
+                <w:szCs w:val="20"/>
+                <w:lang w:eastAsia="ru-RU"/>
+              </w:rPr>
+              <w:t xml:space="preserve"> (</w:t>
+            </w:r>
+            <w:proofErr w:type="spellStart"/>
+            <w:r>
+              <w:rPr>
+                <w:rFonts w:ascii="system-ui" w:eastAsia="Times New Roman" w:hAnsi="system-ui" w:cs="Arial"/>
+                <w:sz w:val="20"/>
+                <w:szCs w:val="20"/>
+                <w:lang w:eastAsia="ru-RU"/>
+              </w:rPr>
+              <w:t>hex</w:t>
+            </w:r>
+            <w:proofErr w:type="spellEnd"/>
+            <w:r>
+              <w:rPr>
+                <w:rFonts w:ascii="system-ui" w:eastAsia="Times New Roman" w:hAnsi="system-ui" w:cs="Arial"/>
+                <w:sz w:val="20"/>
+                <w:szCs w:val="20"/>
+                <w:lang w:eastAsia="ru-RU"/>
+              </w:rPr>
+              <w:t>)</w:t>
+            </w:r>
+          </w:p>
+        </w:tc>
+        <w:tc>
+          <w:tcPr>
+            <w:tcW w:w="0" w:type="auto"/>
+            <w:tcBorders>
+              <w:top w:val="single" w:sz="6" w:space="0" w:color="CCCCCC"/>
+              <w:left w:val="single" w:sz="6" w:space="0" w:color="CCCCCC"/>
+              <w:bottom w:val="single" w:sz="6" w:space="0" w:color="000000"/>
+              <w:right w:val="single" w:sz="6" w:space="0" w:color="000000"/>
+            </w:tcBorders>
+            <w:tcMar>
+              <w:top w:w="30" w:type="dxa"/>
+              <w:left w:w="45" w:type="dxa"/>
+              <w:bottom w:w="30" w:type="dxa"/>
+              <w:right w:w="45" w:type="dxa"/>
+            </w:tcMar>
+            <w:vAlign w:val="bottom"/>
+            <w:hideMark/>
+          </w:tcPr>
+          <w:p>
+            <w:pPr>
+              <w:spacing w:after="0" w:line="240" w:lineRule="auto"/>
+              <w:rPr>
+                <w:rFonts w:ascii="system-ui" w:eastAsia="Times New Roman" w:hAnsi="system-ui" w:cs="Arial"/>
+                <w:sz w:val="20"/>
+                <w:szCs w:val="20"/>
+                <w:lang w:eastAsia="ru-RU"/>
+              </w:rPr>
+            </w:pPr>
+            <w:r>
+              <w:rPr>
+                <w:rFonts w:ascii="system-ui" w:eastAsia="Times New Roman" w:hAnsi="system-ui" w:cs="Arial"/>
+                <w:sz w:val="20"/>
+                <w:szCs w:val="20"/>
+                <w:lang w:eastAsia="ru-RU"/>
+              </w:rPr>
+              <w:t>Обязательно</w:t>
+            </w:r>
+          </w:p>
+        </w:tc>
+        <w:tc>
+          <w:tcPr>
+            <w:tcW w:w="0" w:type="auto"/>
+            <w:tcBorders>
+              <w:top w:val="single" w:sz="6" w:space="0" w:color="CCCCCC"/>
+              <w:left w:val="single" w:sz="6" w:space="0" w:color="CCCCCC"/>
+              <w:bottom w:val="single" w:sz="6" w:space="0" w:color="000000"/>
+              <w:right w:val="single" w:sz="6" w:space="0" w:color="000000"/>
+            </w:tcBorders>
+            <w:tcMar>
+              <w:top w:w="30" w:type="dxa"/>
+              <w:left w:w="45" w:type="dxa"/>
+              <w:bottom w:w="30" w:type="dxa"/>
+              <w:right w:w="45" w:type="dxa"/>
+            </w:tcMar>
+            <w:vAlign w:val="bottom"/>
+            <w:hideMark/>
+          </w:tcPr>
+          <w:p>
+            <w:pPr>
+              <w:spacing w:after="0" w:line="240" w:lineRule="auto"/>
+              <w:rPr>
+                <w:rFonts w:ascii="ui-monospace" w:eastAsia="Times New Roman" w:hAnsi="ui-monospace" w:cs="Arial"/>
+                <w:sz w:val="20"/>
+                <w:szCs w:val="20"/>
+                <w:lang w:eastAsia="ru-RU"/>
+              </w:rPr>
+            </w:pPr>
+            <w:r>
+              <w:rPr>
+                <w:rFonts w:ascii="ui-monospace" w:eastAsia="Times New Roman" w:hAnsi="ui-monospace" w:cs="Arial"/>
+                <w:sz w:val="20"/>
+                <w:szCs w:val="20"/>
+                <w:lang w:eastAsia="ru-RU"/>
+              </w:rPr>
+              <w:t>"#FF6B00"</w:t>
+            </w:r>
+          </w:p>
+        </w:tc>
+        <w:tc>
+          <w:tcPr>
+            <w:tcW w:w="0" w:type="auto"/>
+            <w:tcBorders>
+              <w:top w:val="single" w:sz="6" w:space="0" w:color="CCCCCC"/>
+              <w:left w:val="single" w:sz="6" w:space="0" w:color="CCCCCC"/>
+              <w:bottom w:val="single" w:sz="6" w:space="0" w:color="000000"/>
+              <w:right w:val="single" w:sz="6" w:space="0" w:color="000000"/>
+            </w:tcBorders>
+            <w:tcMar>
+              <w:top w:w="30" w:type="dxa"/>
+              <w:left w:w="45" w:type="dxa"/>
+              <w:bottom w:w="30" w:type="dxa"/>
+              <w:right w:w="45" w:type="dxa"/>
+            </w:tcMar>
+            <w:vAlign w:val="bottom"/>
+            <w:hideMark/>
+          </w:tcPr>
+          <w:p>
+            <w:pPr>
+              <w:spacing w:after="0" w:line="240" w:lineRule="auto"/>
+              <w:rPr>
+                <w:rFonts w:ascii="system-ui" w:eastAsia="Times New Roman" w:hAnsi="system-ui" w:cs="Arial"/>
+                <w:sz w:val="20"/>
+                <w:szCs w:val="20"/>
+                <w:lang w:eastAsia="ru-RU"/>
+              </w:rPr>
+            </w:pPr>
+            <w:r>
+              <w:rPr>
+                <w:rFonts w:ascii="system-ui" w:eastAsia="Times New Roman" w:hAnsi="system-ui" w:cs="Arial"/>
+                <w:sz w:val="20"/>
+                <w:szCs w:val="20"/>
+                <w:lang w:eastAsia="ru-RU"/>
+              </w:rPr>
+              <w:t>Цвет фона левой части баннера</w:t>
+            </w:r>
+          </w:p>
+        </w:tc>
+      </w:tr>
+      <w:tr>
+        <w:trPr>
+          <w:trHeight w:val="315"/>
+        </w:trPr>
+        <w:tc>
+          <w:tcPr>
+            <w:tcW w:w="0" w:type="auto"/>
+            <w:tcBorders>
+              <w:top w:val="single" w:sz="6" w:space="0" w:color="CCCCCC"/>
+              <w:left w:val="single" w:sz="6" w:space="0" w:color="000000"/>
+              <w:bottom w:val="single" w:sz="6" w:space="0" w:color="000000"/>
+              <w:right w:val="single" w:sz="6" w:space="0" w:color="000000"/>
+            </w:tcBorders>
+            <w:tcMar>
+              <w:top w:w="30" w:type="dxa"/>
+              <w:left w:w="45" w:type="dxa"/>
+              <w:bottom w:w="30" w:type="dxa"/>
+              <w:right w:w="45" w:type="dxa"/>
+            </w:tcMar>
+            <w:vAlign w:val="bottom"/>
+            <w:hideMark/>
+          </w:tcPr>
+          <w:p>
+            <w:pPr>
+              <w:spacing w:after="0" w:line="240" w:lineRule="auto"/>
+              <w:rPr>
+                <w:rFonts w:ascii="ui-monospace" w:eastAsia="Times New Roman" w:hAnsi="ui-monospace" w:cs="Arial"/>
+                <w:sz w:val="20"/>
+                <w:szCs w:val="20"/>
+                <w:lang w:eastAsia="ru-RU"/>
+              </w:rPr>
+            </w:pPr>
+            <w:proofErr w:type="spellStart"/>
+            <w:r>
+              <w:rPr>
+                <w:rFonts w:ascii="ui-monospace" w:eastAsia="Times New Roman" w:hAnsi="ui-monospace" w:cs="Arial"/>
+                <w:sz w:val="20"/>
+                <w:szCs w:val="20"/>
+                <w:lang w:eastAsia="ru-RU"/>
+              </w:rPr>
+              <w:t>text_color</w:t>
+            </w:r>
+            <w:proofErr w:type="spellEnd"/>
+          </w:p>
+        </w:tc>
+        <w:tc>
+          <w:tcPr>
+            <w:tcW w:w="0" w:type="auto"/>
+            <w:tcBorders>
+              <w:top w:val="single" w:sz="6" w:space="0" w:color="CCCCCC"/>
+              <w:left w:val="single" w:sz="6" w:space="0" w:color="CCCCCC"/>
+              <w:bottom w:val="single" w:sz="6" w:space="0" w:color="000000"/>
+              <w:right w:val="single" w:sz="6" w:space="0" w:color="000000"/>
+            </w:tcBorders>
+            <w:tcMar>
+              <w:top w:w="30" w:type="dxa"/>
+              <w:left w:w="45" w:type="dxa"/>
+              <w:bottom w:w="30" w:type="dxa"/>
+              <w:right w:w="45" w:type="dxa"/>
+            </w:tcMar>
+            <w:vAlign w:val="bottom"/>
+            <w:hideMark/>
+          </w:tcPr>
+          <w:p>
+            <w:pPr>
+              <w:spacing w:after="0" w:line="240" w:lineRule="auto"/>
+              <w:rPr>
+                <w:rFonts w:ascii="system-ui" w:eastAsia="Times New Roman" w:hAnsi="system-ui" w:cs="Arial"/>
+                <w:sz w:val="20"/>
+                <w:szCs w:val="20"/>
+                <w:lang w:eastAsia="ru-RU"/>
+              </w:rPr>
+            </w:pPr>
+            <w:proofErr w:type="spellStart"/>
+            <w:r>
+              <w:rPr>
+                <w:rFonts w:ascii="system-ui" w:eastAsia="Times New Roman" w:hAnsi="system-ui" w:cs="Arial"/>
+                <w:sz w:val="20"/>
+                <w:szCs w:val="20"/>
+                <w:lang w:eastAsia="ru-RU"/>
+              </w:rPr>
+              <w:t>color</w:t>
+            </w:r>
+            <w:proofErr w:type="spellEnd"/>
+            <w:r>
+              <w:rPr>
+                <w:rFonts w:ascii="system-ui" w:eastAsia="Times New Roman" w:hAnsi="system-ui" w:cs="Arial"/>
+                <w:sz w:val="20"/>
+                <w:szCs w:val="20"/>
+                <w:lang w:eastAsia="ru-RU"/>
+              </w:rPr>
+              <w:t xml:space="preserve"> (</w:t>
+            </w:r>
+            <w:proofErr w:type="spellStart"/>
+            <w:r>
+              <w:rPr>
+                <w:rFonts w:ascii="system-ui" w:eastAsia="Times New Roman" w:hAnsi="system-ui" w:cs="Arial"/>
+                <w:sz w:val="20"/>
+                <w:szCs w:val="20"/>
+                <w:lang w:eastAsia="ru-RU"/>
+              </w:rPr>
+              <w:t>hex</w:t>
+            </w:r>
+            <w:proofErr w:type="spellEnd"/>
+            <w:r>
+              <w:rPr>
+                <w:rFonts w:ascii="system-ui" w:eastAsia="Times New Roman" w:hAnsi="system-ui" w:cs="Arial"/>
+                <w:sz w:val="20"/>
+                <w:szCs w:val="20"/>
+                <w:lang w:eastAsia="ru-RU"/>
+              </w:rPr>
+              <w:t>)</w:t>
+            </w:r>
+          </w:p>
+        </w:tc>
+        <w:tc>
+          <w:tcPr>
+            <w:tcW w:w="0" w:type="auto"/>
+            <w:tcBorders>
+              <w:top w:val="single" w:sz="6" w:space="0" w:color="CCCCCC"/>
+              <w:left w:val="single" w:sz="6" w:space="0" w:color="CCCCCC"/>
+              <w:bottom w:val="single" w:sz="6" w:space="0" w:color="000000"/>
+              <w:right w:val="single" w:sz="6" w:space="0" w:color="000000"/>
+            </w:tcBorders>
+            <w:tcMar>
+              <w:top w:w="30" w:type="dxa"/>
+              <w:left w:w="45" w:type="dxa"/>
+              <w:bottom w:w="30" w:type="dxa"/>
+              <w:right w:w="45" w:type="dxa"/>
+            </w:tcMar>
+            <w:vAlign w:val="bottom"/>
+            <w:hideMark/>
+          </w:tcPr>
+          <w:p>
+            <w:pPr>
+              <w:spacing w:after="0" w:line="240" w:lineRule="auto"/>
+              <w:rPr>
+                <w:rFonts w:ascii="system-ui" w:eastAsia="Times New Roman" w:hAnsi="system-ui" w:cs="Arial"/>
+                <w:sz w:val="20"/>
+                <w:szCs w:val="20"/>
+                <w:lang w:eastAsia="ru-RU"/>
+              </w:rPr>
+            </w:pPr>
+            <w:r>
+              <w:rPr>
+                <w:rFonts w:ascii="system-ui" w:eastAsia="Times New Roman" w:hAnsi="system-ui" w:cs="Arial"/>
+                <w:sz w:val="20"/>
+                <w:szCs w:val="20"/>
+                <w:lang w:eastAsia="ru-RU"/>
+              </w:rPr>
+              <w:t>Обязательно</w:t>
+            </w:r>
+          </w:p>
+        </w:tc>
+        <w:tc>
+          <w:tcPr>
+            <w:tcW w:w="0" w:type="auto"/>
+            <w:tcBorders>
+              <w:top w:val="single" w:sz="6" w:space="0" w:color="CCCCCC"/>
+              <w:left w:val="single" w:sz="6" w:space="0" w:color="CCCCCC"/>
+              <w:bottom w:val="single" w:sz="6" w:space="0" w:color="000000"/>
+              <w:right w:val="single" w:sz="6" w:space="0" w:color="000000"/>
+            </w:tcBorders>
+            <w:tcMar>
+              <w:top w:w="30" w:type="dxa"/>
+              <w:left w:w="45" w:type="dxa"/>
+              <w:bottom w:w="30" w:type="dxa"/>
+              <w:right w:w="45" w:type="dxa"/>
+            </w:tcMar>
+            <w:vAlign w:val="bottom"/>
+            <w:hideMark/>
+          </w:tcPr>
+          <w:p>
+            <w:pPr>
+              <w:spacing w:after="0" w:line="240" w:lineRule="auto"/>
+              <w:rPr>
+                <w:rFonts w:ascii="ui-monospace" w:eastAsia="Times New Roman" w:hAnsi="ui-monospace" w:cs="Arial"/>
+                <w:sz w:val="20"/>
+                <w:szCs w:val="20"/>
+                <w:lang w:eastAsia="ru-RU"/>
+              </w:rPr>
+            </w:pPr>
+            <w:r>
+              <w:rPr>
+                <w:rFonts w:ascii="ui-monospace" w:eastAsia="Times New Roman" w:hAnsi="ui-monospace" w:cs="Arial"/>
+                <w:sz w:val="20"/>
+                <w:szCs w:val="20"/>
+                <w:lang w:eastAsia="ru-RU"/>
+              </w:rPr>
+              <w:t>"#FFFFFF"</w:t>
+            </w:r>
+          </w:p>
+        </w:tc>
+        <w:tc>
+          <w:tcPr>
+            <w:tcW w:w="0" w:type="auto"/>
+            <w:tcBorders>
+              <w:top w:val="single" w:sz="6" w:space="0" w:color="CCCCCC"/>
+              <w:left w:val="single" w:sz="6" w:space="0" w:color="CCCCCC"/>
+              <w:bottom w:val="single" w:sz="6" w:space="0" w:color="000000"/>
+              <w:right w:val="single" w:sz="6" w:space="0" w:color="000000"/>
+            </w:tcBorders>
+            <w:tcMar>
+              <w:top w:w="30" w:type="dxa"/>
+              <w:left w:w="45" w:type="dxa"/>
+              <w:bottom w:w="30" w:type="dxa"/>
+              <w:right w:w="45" w:type="dxa"/>
+            </w:tcMar>
+            <w:vAlign w:val="bottom"/>
+            <w:hideMark/>
+          </w:tcPr>
+          <w:p>
+            <w:pPr>
+              <w:spacing w:after="0" w:line="240" w:lineRule="auto"/>
+              <w:rPr>
+                <w:rFonts w:ascii="system-ui" w:eastAsia="Times New Roman" w:hAnsi="system-ui" w:cs="Arial"/>
+                <w:sz w:val="20"/>
+                <w:szCs w:val="20"/>
+                <w:lang w:eastAsia="ru-RU"/>
+              </w:rPr>
+            </w:pPr>
+            <w:r>
+              <w:rPr>
+                <w:rFonts w:ascii="system-ui" w:eastAsia="Times New Roman" w:hAnsi="system-ui" w:cs="Arial"/>
+                <w:sz w:val="20"/>
+                <w:szCs w:val="20"/>
+                <w:lang w:eastAsia="ru-RU"/>
+              </w:rPr>
+              <w:t>Цвет заголовка и подзаголовка</w:t>
+            </w:r>
+          </w:p>
+        </w:tc>
+      </w:tr>
+      <w:tr>
+        <w:trPr>
+          <w:trHeight w:val="315"/>
+        </w:trPr>
+        <w:tc>
+          <w:tcPr>
+            <w:tcW w:w="0" w:type="auto"/>
+            <w:tcBorders>
+              <w:top w:val="single" w:sz="6" w:space="0" w:color="CCCCCC"/>
+              <w:left w:val="single" w:sz="6" w:space="0" w:color="000000"/>
+              <w:bottom w:val="single" w:sz="6" w:space="0" w:color="000000"/>
+              <w:right w:val="single" w:sz="6" w:space="0" w:color="000000"/>
+            </w:tcBorders>
+            <w:tcMar>
+              <w:top w:w="30" w:type="dxa"/>
+              <w:left w:w="45" w:type="dxa"/>
+              <w:bottom w:w="30" w:type="dxa"/>
+              <w:right w:w="45" w:type="dxa"/>
+            </w:tcMar>
+            <w:vAlign w:val="bottom"/>
+            <w:hideMark/>
+          </w:tcPr>
+          <w:p>
+            <w:pPr>
+              <w:spacing w:after="0" w:line="240" w:lineRule="auto"/>
+              <w:rPr>
+                <w:rFonts w:ascii="ui-monospace" w:eastAsia="Times New Roman" w:hAnsi="ui-monospace" w:cs="Arial"/>
+                <w:sz w:val="20"/>
+                <w:szCs w:val="20"/>
+                <w:lang w:eastAsia="ru-RU"/>
+              </w:rPr>
+            </w:pPr>
+            <w:proofErr w:type="spellStart"/>
+            <w:r>
+              <w:rPr>
+                <w:rFonts w:ascii="ui-monospace" w:eastAsia="Times New Roman" w:hAnsi="ui-monospace" w:cs="Arial"/>
+                <w:sz w:val="20"/>
+                <w:szCs w:val="20"/>
+                <w:lang w:eastAsia="ru-RU"/>
+              </w:rPr>
+              <w:t>title</w:t>
+            </w:r>
+            <w:proofErr w:type="spellEnd"/>
+          </w:p>
+        </w:tc>
+        <w:tc>
+          <w:tcPr>
+            <w:tcW w:w="0" w:type="auto"/>
+            <w:tcBorders>
+              <w:top w:val="single" w:sz="6" w:space="0" w:color="CCCCCC"/>
+              <w:left w:val="single" w:sz="6" w:space="0" w:color="CCCCCC"/>
+              <w:bottom w:val="single" w:sz="6" w:space="0" w:color="000000"/>
+              <w:right w:val="single" w:sz="6" w:space="0" w:color="000000"/>
+            </w:tcBorders>
+            <w:tcMar>
+              <w:top w:w="30" w:type="dxa"/>
+              <w:left w:w="45" w:type="dxa"/>
+              <w:bottom w:w="30" w:type="dxa"/>
+              <w:right w:w="45" w:type="dxa"/>
+            </w:tcMar>
+            <w:vAlign w:val="bottom"/>
+            <w:hideMark/>
+          </w:tcPr>
+          <w:p>
+            <w:pPr>
+              <w:spacing w:after="0" w:line="240" w:lineRule="auto"/>
+              <w:rPr>
+                <w:rFonts w:ascii="system-ui" w:eastAsia="Times New Roman" w:hAnsi="system-ui" w:cs="Arial"/>
+                <w:sz w:val="20"/>
+                <w:szCs w:val="20"/>
+                <w:lang w:eastAsia="ru-RU"/>
+              </w:rPr>
+            </w:pPr>
+            <w:proofErr w:type="spellStart"/>
+            <w:r>
+              <w:rPr>
+                <w:rFonts w:ascii="system-ui" w:eastAsia="Times New Roman" w:hAnsi="system-ui" w:cs="Arial"/>
+                <w:sz w:val="20"/>
+                <w:szCs w:val="20"/>
+                <w:lang w:eastAsia="ru-RU"/>
+              </w:rPr>
+              <w:t>text</w:t>
+            </w:r>
+            <w:proofErr w:type="spellEnd"/>
+          </w:p>
+        </w:tc>
+        <w:tc>
+          <w:tcPr>
+            <w:tcW w:w="0" w:type="auto"/>
+            <w:tcBorders>
+              <w:top w:val="single" w:sz="6" w:space="0" w:color="CCCCCC"/>
+              <w:left w:val="single" w:sz="6" w:space="0" w:color="CCCCCC"/>
+              <w:bottom w:val="single" w:sz="6" w:space="0" w:color="000000"/>
+              <w:right w:val="single" w:sz="6" w:space="0" w:color="000000"/>
+            </w:tcBorders>
+            <w:tcMar>
+              <w:top w:w="30" w:type="dxa"/>
+              <w:left w:w="45" w:type="dxa"/>
+              <w:bottom w:w="30" w:type="dxa"/>
+              <w:right w:w="45" w:type="dxa"/>
+            </w:tcMar>
+            <w:vAlign w:val="bottom"/>
+            <w:hideMark/>
+          </w:tcPr>
+          <w:p>
+            <w:pPr>
+              <w:spacing w:after="0" w:line="240" w:lineRule="auto"/>
+              <w:rPr>
+                <w:rFonts w:ascii="system-ui" w:eastAsia="Times New Roman" w:hAnsi="system-ui" w:cs="Arial"/>
+                <w:sz w:val="20"/>
+                <w:szCs w:val="20"/>
+                <w:lang w:eastAsia="ru-RU"/>
+              </w:rPr>
+            </w:pPr>
+            <w:r>
+              <w:rPr>
+                <w:rFonts w:ascii="system-ui" w:eastAsia="Times New Roman" w:hAnsi="system-ui" w:cs="Arial"/>
+                <w:sz w:val="20"/>
+                <w:szCs w:val="20"/>
+                <w:lang w:eastAsia="ru-RU"/>
+              </w:rPr>
+              <w:t>Обязательно</w:t>
+            </w:r>
+          </w:p>
+        </w:tc>
+        <w:tc>
+          <w:tcPr>
+            <w:tcW w:w="0" w:type="auto"/>
+            <w:tcBorders>
+              <w:top w:val="single" w:sz="6" w:space="0" w:color="CCCCCC"/>
+              <w:left w:val="single" w:sz="6" w:space="0" w:color="CCCCCC"/>
+              <w:bottom w:val="single" w:sz="6" w:space="0" w:color="000000"/>
+              <w:right w:val="single" w:sz="6" w:space="0" w:color="000000"/>
+            </w:tcBorders>
+            <w:tcMar>
+              <w:top w:w="30" w:type="dxa"/>
+              <w:left w:w="45" w:type="dxa"/>
+              <w:bottom w:w="30" w:type="dxa"/>
+              <w:right w:w="45" w:type="dxa"/>
+            </w:tcMar>
+            <w:vAlign w:val="bottom"/>
+            <w:hideMark/>
+          </w:tcPr>
+          <w:p>
+            <w:pPr>
+              <w:spacing w:after="0" w:line="240" w:lineRule="auto"/>
+              <w:rPr>
+                <w:rFonts w:ascii="ui-monospace" w:eastAsia="Times New Roman" w:hAnsi="ui-monospace" w:cs="Arial"/>
+                <w:sz w:val="20"/>
+                <w:szCs w:val="20"/>
+                <w:lang w:eastAsia="ru-RU"/>
+              </w:rPr>
+            </w:pPr>
+            <w:r>
+              <w:rPr>
+                <w:rFonts w:ascii="ui-monospace" w:eastAsia="Times New Roman" w:hAnsi="ui-monospace" w:cs="Arial"/>
+                <w:sz w:val="20"/>
+                <w:szCs w:val="20"/>
+                <w:lang w:eastAsia="ru-RU"/>
+              </w:rPr>
+              <w:t>"Летний отдых без перелета"</w:t>
+            </w:r>
+          </w:p>
+        </w:tc>
+        <w:tc>
+          <w:tcPr>
+            <w:tcW w:w="0" w:type="auto"/>
+            <w:tcBorders>
+              <w:top w:val="single" w:sz="6" w:space="0" w:color="CCCCCC"/>
+              <w:left w:val="single" w:sz="6" w:space="0" w:color="CCCCCC"/>
+              <w:bottom w:val="single" w:sz="6" w:space="0" w:color="000000"/>
+              <w:right w:val="single" w:sz="6" w:space="0" w:color="000000"/>
+            </w:tcBorders>
+            <w:tcMar>
+              <w:top w:w="30" w:type="dxa"/>
+              <w:left w:w="45" w:type="dxa"/>
+              <w:bottom w:w="30" w:type="dxa"/>
+              <w:right w:w="45" w:type="dxa"/>
+            </w:tcMar>
+            <w:vAlign w:val="bottom"/>
+            <w:hideMark/>
+          </w:tcPr>
+          <w:p>
+            <w:pPr>
+              <w:spacing w:after="0" w:line="240" w:lineRule="auto"/>
+              <w:rPr>
+                <w:rFonts w:ascii="system-ui" w:eastAsia="Times New Roman" w:hAnsi="system-ui" w:cs="Arial"/>
+                <w:sz w:val="20"/>
+                <w:szCs w:val="20"/>
+                <w:lang w:eastAsia="ru-RU"/>
+              </w:rPr>
+            </w:pPr>
+            <w:r>
+              <w:rPr>
+                <w:rFonts w:ascii="system-ui" w:eastAsia="Times New Roman" w:hAnsi="system-ui" w:cs="Arial"/>
+                <w:sz w:val="20"/>
+                <w:szCs w:val="20"/>
+                <w:lang w:eastAsia="ru-RU"/>
+              </w:rPr>
+              <w:t>Основной заголовок баннера</w:t>
+            </w:r>
+          </w:p>
+        </w:tc>
+      </w:tr>
+      <w:tr>
+        <w:trPr>
+          <w:trHeight w:val="315"/>
+        </w:trPr>
+        <w:tc>
+          <w:tcPr>
+            <w:tcW w:w="0" w:type="auto"/>
+            <w:tcBorders>
+              <w:top w:val="single" w:sz="6" w:space="0" w:color="CCCCCC"/>
+              <w:left w:val="single" w:sz="6" w:space="0" w:color="000000"/>
+              <w:bottom w:val="single" w:sz="6" w:space="0" w:color="000000"/>
+              <w:right w:val="single" w:sz="6" w:space="0" w:color="000000"/>
+            </w:tcBorders>
+            <w:tcMar>
+              <w:top w:w="30" w:type="dxa"/>
+              <w:left w:w="45" w:type="dxa"/>
+              <w:bottom w:w="30" w:type="dxa"/>
+              <w:right w:w="45" w:type="dxa"/>
+            </w:tcMar>
+            <w:vAlign w:val="bottom"/>
+            <w:hideMark/>
+          </w:tcPr>
+          <w:p>
+            <w:pPr>
+              <w:spacing w:after="0" w:line="240" w:lineRule="auto"/>
+              <w:rPr>
+                <w:rFonts w:ascii="ui-monospace" w:eastAsia="Times New Roman" w:hAnsi="ui-monospace" w:cs="Arial"/>
+                <w:sz w:val="20"/>
+                <w:szCs w:val="20"/>
+                <w:lang w:eastAsia="ru-RU"/>
+              </w:rPr>
+            </w:pPr>
+            <w:proofErr w:type="spellStart"/>
+            <w:r>
+              <w:rPr>
+                <w:rFonts w:ascii="ui-monospace" w:eastAsia="Times New Roman" w:hAnsi="ui-monospace" w:cs="Arial"/>
+                <w:sz w:val="20"/>
+                <w:szCs w:val="20"/>
+                <w:lang w:eastAsia="ru-RU"/>
+              </w:rPr>
+              <w:t>image_url</w:t>
+            </w:r>
+            <w:proofErr w:type="spellEnd"/>
+          </w:p>
+        </w:tc>
+        <w:tc>
+          <w:tcPr>
+            <w:tcW w:w="0" w:type="auto"/>
+            <w:tcBorders>
+              <w:top w:val="single" w:sz="6" w:space="0" w:color="CCCCCC"/>
+              <w:left w:val="single" w:sz="6" w:space="0" w:color="CCCCCC"/>
+              <w:bottom w:val="single" w:sz="6" w:space="0" w:color="000000"/>
+              <w:right w:val="single" w:sz="6" w:space="0" w:color="000000"/>
+            </w:tcBorders>
+            <w:tcMar>
+              <w:top w:w="30" w:type="dxa"/>
+              <w:left w:w="45" w:type="dxa"/>
+              <w:bottom w:w="30" w:type="dxa"/>
+              <w:right w:w="45" w:type="dxa"/>
+            </w:tcMar>
+            <w:vAlign w:val="bottom"/>
+            <w:hideMark/>
+          </w:tcPr>
+          <w:p>
+            <w:pPr>
+              <w:spacing w:after="0" w:line="240" w:lineRule="auto"/>
+              <w:rPr>
+                <w:rFonts w:ascii="system-ui" w:eastAsia="Times New Roman" w:hAnsi="system-ui" w:cs="Arial"/>
+                <w:sz w:val="20"/>
+                <w:szCs w:val="20"/>
+                <w:lang w:eastAsia="ru-RU"/>
+              </w:rPr>
+            </w:pPr>
+            <w:proofErr w:type="spellStart"/>
+            <w:r>
+              <w:rPr>
+                <w:rFonts w:ascii="system-ui" w:eastAsia="Times New Roman" w:hAnsi="system-ui" w:cs="Arial"/>
+                <w:sz w:val="20"/>
+                <w:szCs w:val="20"/>
+                <w:lang w:eastAsia="ru-RU"/>
+              </w:rPr>
+              <w:t>url</w:t>
+            </w:r>
+            <w:proofErr w:type="spellEnd"/>
+          </w:p>
+        </w:tc>
+        <w:tc>
+          <w:tcPr>
+            <w:tcW w:w="0" w:type="auto"/>
+            <w:tcBorders>
+              <w:top w:val="single" w:sz="6" w:space="0" w:color="CCCCCC"/>
+              <w:left w:val="single" w:sz="6" w:space="0" w:color="CCCCCC"/>
+              <w:bottom w:val="single" w:sz="6" w:space="0" w:color="000000"/>
+              <w:right w:val="single" w:sz="6" w:space="0" w:color="000000"/>
+            </w:tcBorders>
+            <w:tcMar>
+              <w:top w:w="30" w:type="dxa"/>
+              <w:left w:w="45" w:type="dxa"/>
+              <w:bottom w:w="30" w:type="dxa"/>
+              <w:right w:w="45" w:type="dxa"/>
+            </w:tcMar>
+            <w:vAlign w:val="bottom"/>
+            <w:hideMark/>
+          </w:tcPr>
+          <w:p>
+            <w:pPr>
+              <w:spacing w:after="0" w:line="240" w:lineRule="auto"/>
+              <w:rPr>
+                <w:rFonts w:ascii="system-ui" w:eastAsia="Times New Roman" w:hAnsi="system-ui" w:cs="Arial"/>
+                <w:sz w:val="20"/>
+                <w:szCs w:val="20"/>
+                <w:lang w:eastAsia="ru-RU"/>
+              </w:rPr>
+            </w:pPr>
+            <w:r>
+              <w:rPr>
+                <w:rFonts w:ascii="system-ui" w:eastAsia="Times New Roman" w:hAnsi="system-ui" w:cs="Arial"/>
+                <w:sz w:val="20"/>
+                <w:szCs w:val="20"/>
+                <w:lang w:eastAsia="ru-RU"/>
+              </w:rPr>
+              <w:t>Обязательно</w:t>
+            </w:r>
+          </w:p>
+        </w:tc>
+        <w:tc>
+          <w:tcPr>
+            <w:tcW w:w="0" w:type="auto"/>
+            <w:tcBorders>
+              <w:top w:val="single" w:sz="6" w:space="0" w:color="CCCCCC"/>
+              <w:left w:val="single" w:sz="6" w:space="0" w:color="CCCCCC"/>
+              <w:bottom w:val="single" w:sz="6" w:space="0" w:color="000000"/>
+              <w:right w:val="single" w:sz="6" w:space="0" w:color="000000"/>
+            </w:tcBorders>
+            <w:tcMar>
+              <w:top w:w="30" w:type="dxa"/>
+              <w:left w:w="45" w:type="dxa"/>
+              <w:bottom w:w="30" w:type="dxa"/>
+              <w:right w:w="45" w:type="dxa"/>
+            </w:tcMar>
+            <w:vAlign w:val="bottom"/>
+            <w:hideMark/>
+          </w:tcPr>
+          <w:p>
+            <w:pPr>
+              <w:spacing w:after="0" w:line="240" w:lineRule="auto"/>
+              <w:rPr>
+                <w:rFonts w:ascii="ui-monospace" w:eastAsia="Times New Roman" w:hAnsi="ui-monospace" w:cs="Arial"/>
+                <w:sz w:val="20"/>
+                <w:szCs w:val="20"/>
+                <w:lang w:eastAsia="ru-RU"/>
+              </w:rPr>
+            </w:pPr>
+            <w:r>
+              <w:rPr>
+                <w:rFonts w:ascii="ui-monospace" w:eastAsia="Times New Roman" w:hAnsi="ui-monospace" w:cs="Arial"/>
+                <w:sz w:val="20"/>
+                <w:szCs w:val="20"/>
+                <w:lang w:eastAsia="ru-RU"/>
+              </w:rPr>
+              <w:t>"https://server.com/img/01.jpg"</w:t>
+            </w:r>
+          </w:p>
+        </w:tc>
+        <w:tc>
+          <w:tcPr>
+            <w:tcW w:w="0" w:type="auto"/>
+            <w:tcBorders>
+              <w:top w:val="single" w:sz="6" w:space="0" w:color="CCCCCC"/>
+              <w:left w:val="single" w:sz="6" w:space="0" w:color="CCCCCC"/>
+              <w:bottom w:val="single" w:sz="6" w:space="0" w:color="000000"/>
+              <w:right w:val="single" w:sz="6" w:space="0" w:color="000000"/>
+            </w:tcBorders>
+            <w:tcMar>
+              <w:top w:w="30" w:type="dxa"/>
+              <w:left w:w="45" w:type="dxa"/>
+              <w:bottom w:w="30" w:type="dxa"/>
+              <w:right w:w="45" w:type="dxa"/>
+            </w:tcMar>
+            <w:vAlign w:val="bottom"/>
+            <w:hideMark/>
+          </w:tcPr>
+          <w:p>
+            <w:pPr>
+              <w:spacing w:after="0" w:line="240" w:lineRule="auto"/>
+              <w:rPr>
+                <w:rFonts w:ascii="system-ui" w:eastAsia="Times New Roman" w:hAnsi="system-ui" w:cs="Arial"/>
+                <w:sz w:val="20"/>
+                <w:szCs w:val="20"/>
+                <w:lang w:eastAsia="ru-RU"/>
+              </w:rPr>
+            </w:pPr>
+            <w:r>
+              <w:rPr>
+                <w:rFonts w:ascii="system-ui" w:eastAsia="Times New Roman" w:hAnsi="system-ui" w:cs="Arial"/>
+                <w:sz w:val="20"/>
+                <w:szCs w:val="20"/>
+                <w:lang w:eastAsia="ru-RU"/>
+              </w:rPr>
+              <w:t>URL изображения для правой части баннера</w:t>
+            </w:r>
+          </w:p>
+        </w:tc>
+      </w:tr>
+      <w:tr>
+        <w:trPr>
+          <w:trHeight w:val="315"/>
+        </w:trPr>
+        <w:tc>
+          <w:tcPr>
+            <w:tcW w:w="0" w:type="auto"/>
+            <w:tcBorders>
+              <w:top w:val="single" w:sz="6" w:space="0" w:color="CCCCCC"/>
+              <w:left w:val="single" w:sz="6" w:space="0" w:color="000000"/>
+              <w:bottom w:val="single" w:sz="6" w:space="0" w:color="000000"/>
+              <w:right w:val="single" w:sz="6" w:space="0" w:color="000000"/>
+            </w:tcBorders>
+            <w:tcMar>
+              <w:top w:w="30" w:type="dxa"/>
+              <w:left w:w="45" w:type="dxa"/>
+              <w:bottom w:w="30" w:type="dxa"/>
+              <w:right w:w="45" w:type="dxa"/>
+            </w:tcMar>
+            <w:vAlign w:val="bottom"/>
+            <w:hideMark/>
+          </w:tcPr>
+          <w:p>
+            <w:pPr>
+              <w:spacing w:after="0" w:line="240" w:lineRule="auto"/>
+              <w:rPr>
+                <w:rFonts w:ascii="ui-monospace" w:eastAsia="Times New Roman" w:hAnsi="ui-monospace" w:cs="Arial"/>
+                <w:sz w:val="20"/>
+                <w:szCs w:val="20"/>
+                <w:lang w:eastAsia="ru-RU"/>
+              </w:rPr>
+            </w:pPr>
+            <w:proofErr w:type="spellStart"/>
+            <w:r>
+              <w:rPr>
+                <w:rFonts w:ascii="ui-monospace" w:eastAsia="Times New Roman" w:hAnsi="ui-monospace" w:cs="Arial"/>
+                <w:sz w:val="20"/>
+                <w:szCs w:val="20"/>
+                <w:lang w:eastAsia="ru-RU"/>
+              </w:rPr>
+              <w:t>subtitle</w:t>
+            </w:r>
+            <w:proofErr w:type="spellEnd"/>
+          </w:p>
+        </w:tc>
+        <w:tc>
+          <w:tcPr>
+            <w:tcW w:w="0" w:type="auto"/>
+            <w:tcBorders>
+              <w:top w:val="single" w:sz="6" w:space="0" w:color="CCCCCC"/>
+              <w:left w:val="single" w:sz="6" w:space="0" w:color="CCCCCC"/>
+              <w:bottom w:val="single" w:sz="6" w:space="0" w:color="000000"/>
+              <w:right w:val="single" w:sz="6" w:space="0" w:color="000000"/>
+            </w:tcBorders>
+            <w:tcMar>
+              <w:top w:w="30" w:type="dxa"/>
+              <w:left w:w="45" w:type="dxa"/>
+              <w:bottom w:w="30" w:type="dxa"/>
+              <w:right w:w="45" w:type="dxa"/>
+            </w:tcMar>
+            <w:vAlign w:val="bottom"/>
+            <w:hideMark/>
+          </w:tcPr>
+          <w:p>
+            <w:pPr>
+              <w:spacing w:after="0" w:line="240" w:lineRule="auto"/>
+              <w:rPr>
+                <w:rFonts w:ascii="system-ui" w:eastAsia="Times New Roman" w:hAnsi="system-ui" w:cs="Arial"/>
+                <w:sz w:val="20"/>
+                <w:szCs w:val="20"/>
+                <w:lang w:eastAsia="ru-RU"/>
+              </w:rPr>
+            </w:pPr>
+            <w:proofErr w:type="spellStart"/>
+            <w:r>
+              <w:rPr>
+                <w:rFonts w:ascii="system-ui" w:eastAsia="Times New Roman" w:hAnsi="system-ui" w:cs="Arial"/>
+                <w:sz w:val="20"/>
+                <w:szCs w:val="20"/>
+                <w:lang w:eastAsia="ru-RU"/>
+              </w:rPr>
+              <w:t>text</w:t>
+            </w:r>
+            <w:proofErr w:type="spellEnd"/>
+          </w:p>
+        </w:tc>
+        <w:tc>
+          <w:tcPr>
+            <w:tcW w:w="0" w:type="auto"/>
+            <w:tcBorders>
+              <w:top w:val="single" w:sz="6" w:space="0" w:color="CCCCCC"/>
+              <w:left w:val="single" w:sz="6" w:space="0" w:color="CCCCCC"/>
+              <w:bottom w:val="single" w:sz="6" w:space="0" w:color="000000"/>
+              <w:right w:val="single" w:sz="6" w:space="0" w:color="000000"/>
+            </w:tcBorders>
+            <w:tcMar>
+              <w:top w:w="30" w:type="dxa"/>
+              <w:left w:w="45" w:type="dxa"/>
+              <w:bottom w:w="30" w:type="dxa"/>
+              <w:right w:w="45" w:type="dxa"/>
+            </w:tcMar>
+            <w:vAlign w:val="bottom"/>
+            <w:hideMark/>
+          </w:tcPr>
+          <w:p>
+            <w:pPr>
+              <w:spacing w:after="0" w:line="240" w:lineRule="auto"/>
+              <w:rPr>
+                <w:rFonts w:ascii="system-ui" w:eastAsia="Times New Roman" w:hAnsi="system-ui" w:cs="Arial"/>
+                <w:sz w:val="20"/>
+                <w:szCs w:val="20"/>
+                <w:lang w:eastAsia="ru-RU"/>
+              </w:rPr>
+            </w:pPr>
+            <w:r>
+              <w:rPr>
+                <w:rFonts w:ascii="system-ui" w:eastAsia="Times New Roman" w:hAnsi="system-ui" w:cs="Arial"/>
+                <w:sz w:val="20"/>
+                <w:szCs w:val="20"/>
+                <w:lang w:eastAsia="ru-RU"/>
+              </w:rPr>
+              <w:t>Опционально</w:t>
+            </w:r>
+          </w:p>
+        </w:tc>
+        <w:tc>
+          <w:tcPr>
+            <w:tcW w:w="0" w:type="auto"/>
+            <w:tcBorders>
+              <w:top w:val="single" w:sz="6" w:space="0" w:color="CCCCCC"/>
+              <w:left w:val="single" w:sz="6" w:space="0" w:color="CCCCCC"/>
+              <w:bottom w:val="single" w:sz="6" w:space="0" w:color="000000"/>
+              <w:right w:val="single" w:sz="6" w:space="0" w:color="000000"/>
+            </w:tcBorders>
+            <w:tcMar>
+              <w:top w:w="30" w:type="dxa"/>
+              <w:left w:w="45" w:type="dxa"/>
+              <w:bottom w:w="30" w:type="dxa"/>
+              <w:right w:w="45" w:type="dxa"/>
+            </w:tcMar>
+            <w:vAlign w:val="bottom"/>
+            <w:hideMark/>
+          </w:tcPr>
+          <w:p>
+            <w:pPr>
+              <w:spacing w:after="0" w:line="240" w:lineRule="auto"/>
+              <w:rPr>
+                <w:rFonts w:ascii="ui-monospace" w:eastAsia="Times New Roman" w:hAnsi="ui-monospace" w:cs="Arial"/>
+                <w:sz w:val="20"/>
+                <w:szCs w:val="20"/>
+                <w:lang w:eastAsia="ru-RU"/>
+              </w:rPr>
+            </w:pPr>
+            <w:r>
+              <w:rPr>
+                <w:rFonts w:ascii="ui-monospace" w:eastAsia="Times New Roman" w:hAnsi="ui-monospace" w:cs="Arial"/>
+                <w:sz w:val="20"/>
+                <w:szCs w:val="20"/>
+                <w:lang w:eastAsia="ru-RU"/>
+              </w:rPr>
+              <w:t>"Отели на лето"</w:t>
+            </w:r>
+          </w:p>
+        </w:tc>
+        <w:tc>
+          <w:tcPr>
+            <w:tcW w:w="0" w:type="auto"/>
+            <w:tcBorders>
+              <w:top w:val="single" w:sz="6" w:space="0" w:color="CCCCCC"/>
+              <w:left w:val="single" w:sz="6" w:space="0" w:color="CCCCCC"/>
+              <w:bottom w:val="single" w:sz="6" w:space="0" w:color="000000"/>
+              <w:right w:val="single" w:sz="6" w:space="0" w:color="000000"/>
+            </w:tcBorders>
+            <w:tcMar>
+              <w:top w:w="30" w:type="dxa"/>
+              <w:left w:w="45" w:type="dxa"/>
+              <w:bottom w:w="30" w:type="dxa"/>
+              <w:right w:w="45" w:type="dxa"/>
+            </w:tcMar>
+            <w:vAlign w:val="bottom"/>
+            <w:hideMark/>
+          </w:tcPr>
+          <w:p>
+            <w:pPr>
+              <w:spacing w:after="0" w:line="240" w:lineRule="auto"/>
+              <w:rPr>
+                <w:rFonts w:ascii="system-ui" w:eastAsia="Times New Roman" w:hAnsi="system-ui" w:cs="Arial"/>
+                <w:sz w:val="20"/>
+                <w:szCs w:val="20"/>
+                <w:lang w:eastAsia="ru-RU"/>
+              </w:rPr>
+            </w:pPr>
+            <w:r>
+              <w:rPr>
+                <w:rFonts w:ascii="system-ui" w:eastAsia="Times New Roman" w:hAnsi="system-ui" w:cs="Arial"/>
+                <w:sz w:val="20"/>
+                <w:szCs w:val="20"/>
+                <w:lang w:eastAsia="ru-RU"/>
+              </w:rPr>
+              <w:t>Подзаголовок под основным заголовком</w:t>
+            </w:r>
+          </w:p>
+        </w:tc>
+      </w:tr>
+      <w:tr>
+        <w:trPr>
+          <w:trHeight w:val="315"/>
+        </w:trPr>
+        <w:tc>
+          <w:tcPr>
+            <w:tcW w:w="0" w:type="auto"/>
+            <w:tcBorders>
+              <w:top w:val="single" w:sz="6" w:space="0" w:color="CCCCCC"/>
+              <w:left w:val="single" w:sz="6" w:space="0" w:color="000000"/>
+              <w:bottom w:val="single" w:sz="6" w:space="0" w:color="000000"/>
+              <w:right w:val="single" w:sz="6" w:space="0" w:color="000000"/>
+            </w:tcBorders>
+            <w:tcMar>
+              <w:top w:w="30" w:type="dxa"/>
+              <w:left w:w="45" w:type="dxa"/>
+              <w:bottom w:w="30" w:type="dxa"/>
+              <w:right w:w="45" w:type="dxa"/>
+            </w:tcMar>
+            <w:vAlign w:val="bottom"/>
+            <w:hideMark/>
+          </w:tcPr>
+          <w:p>
+            <w:pPr>
+              <w:spacing w:after="0" w:line="240" w:lineRule="auto"/>
+              <w:rPr>
+                <w:rFonts w:ascii="ui-monospace" w:eastAsia="Times New Roman" w:hAnsi="ui-monospace" w:cs="Arial"/>
+                <w:sz w:val="20"/>
+                <w:szCs w:val="20"/>
+                <w:lang w:eastAsia="ru-RU"/>
+              </w:rPr>
+            </w:pPr>
+            <w:proofErr w:type="spellStart"/>
+            <w:r>
+              <w:rPr>
+                <w:rFonts w:ascii="ui-monospace" w:eastAsia="Times New Roman" w:hAnsi="ui-monospace" w:cs="Arial"/>
+                <w:sz w:val="20"/>
+                <w:szCs w:val="20"/>
+                <w:lang w:eastAsia="ru-RU"/>
+              </w:rPr>
+              <w:t>show_logo</w:t>
+            </w:r>
+            <w:proofErr w:type="spellEnd"/>
+          </w:p>
+        </w:tc>
+        <w:tc>
+          <w:tcPr>
+            <w:tcW w:w="0" w:type="auto"/>
+            <w:tcBorders>
+              <w:top w:val="single" w:sz="6" w:space="0" w:color="CCCCCC"/>
+              <w:left w:val="single" w:sz="6" w:space="0" w:color="CCCCCC"/>
+              <w:bottom w:val="single" w:sz="6" w:space="0" w:color="000000"/>
+              <w:right w:val="single" w:sz="6" w:space="0" w:color="000000"/>
+            </w:tcBorders>
+            <w:tcMar>
+              <w:top w:w="30" w:type="dxa"/>
+              <w:left w:w="45" w:type="dxa"/>
+              <w:bottom w:w="30" w:type="dxa"/>
+              <w:right w:w="45" w:type="dxa"/>
+            </w:tcMar>
+            <w:vAlign w:val="bottom"/>
+            <w:hideMark/>
+          </w:tcPr>
+          <w:p>
+            <w:pPr>
+              <w:spacing w:after="0" w:line="240" w:lineRule="auto"/>
+              <w:rPr>
+                <w:rFonts w:ascii="system-ui" w:eastAsia="Times New Roman" w:hAnsi="system-ui" w:cs="Arial"/>
+                <w:sz w:val="20"/>
+                <w:szCs w:val="20"/>
+                <w:lang w:eastAsia="ru-RU"/>
+              </w:rPr>
+            </w:pPr>
+            <w:proofErr w:type="spellStart"/>
+            <w:r>
+              <w:rPr>
+                <w:rFonts w:ascii="system-ui" w:eastAsia="Times New Roman" w:hAnsi="system-ui" w:cs="Arial"/>
+                <w:sz w:val="20"/>
+                <w:szCs w:val="20"/>
+                <w:lang w:eastAsia="ru-RU"/>
+              </w:rPr>
+              <w:t>boolean</w:t>
+            </w:r>
+            <w:proofErr w:type="spellEnd"/>
+            <w:r>
+              <w:rPr>
+                <w:rFonts w:ascii="system-ui" w:eastAsia="Times New Roman" w:hAnsi="system-ui" w:cs="Arial"/>
+                <w:sz w:val="20"/>
+                <w:szCs w:val="20"/>
+                <w:lang w:eastAsia="ru-RU"/>
+              </w:rPr>
+              <w:t xml:space="preserve"> (</w:t>
+            </w:r>
+            <w:proofErr w:type="spellStart"/>
+            <w:r>
+              <w:rPr>
+                <w:rFonts w:ascii="system-ui" w:eastAsia="Times New Roman" w:hAnsi="system-ui" w:cs="Arial"/>
+                <w:sz w:val="20"/>
+                <w:szCs w:val="20"/>
+                <w:lang w:eastAsia="ru-RU"/>
+              </w:rPr>
+              <w:t>string</w:t>
+            </w:r>
+            <w:proofErr w:type="spellEnd"/>
+            <w:r>
+              <w:rPr>
+                <w:rFonts w:ascii="system-ui" w:eastAsia="Times New Roman" w:hAnsi="system-ui" w:cs="Arial"/>
+                <w:sz w:val="20"/>
+                <w:szCs w:val="20"/>
+                <w:lang w:eastAsia="ru-RU"/>
+              </w:rPr>
+              <w:t>)</w:t>
+            </w:r>
+          </w:p>
+        </w:tc>
+        <w:tc>
+          <w:tcPr>
+            <w:tcW w:w="0" w:type="auto"/>
+            <w:tcBorders>
+              <w:top w:val="single" w:sz="6" w:space="0" w:color="CCCCCC"/>
+              <w:left w:val="single" w:sz="6" w:space="0" w:color="CCCCCC"/>
+              <w:bottom w:val="single" w:sz="6" w:space="0" w:color="000000"/>
+              <w:right w:val="single" w:sz="6" w:space="0" w:color="000000"/>
+            </w:tcBorders>
+            <w:tcMar>
+              <w:top w:w="30" w:type="dxa"/>
+              <w:left w:w="45" w:type="dxa"/>
+              <w:bottom w:w="30" w:type="dxa"/>
+              <w:right w:w="45" w:type="dxa"/>
+            </w:tcMar>
+            <w:vAlign w:val="bottom"/>
+            <w:hideMark/>
+          </w:tcPr>
+          <w:p>
+            <w:pPr>
+              <w:spacing w:after="0" w:line="240" w:lineRule="auto"/>
+              <w:rPr>
+                <w:rFonts w:ascii="system-ui" w:eastAsia="Times New Roman" w:hAnsi="system-ui" w:cs="Arial"/>
+                <w:sz w:val="20"/>
+                <w:szCs w:val="20"/>
+                <w:lang w:eastAsia="ru-RU"/>
+              </w:rPr>
+            </w:pPr>
+            <w:r>
+              <w:rPr>
+                <w:rFonts w:ascii="system-ui" w:eastAsia="Times New Roman" w:hAnsi="system-ui" w:cs="Arial"/>
+                <w:sz w:val="20"/>
+                <w:szCs w:val="20"/>
+                <w:lang w:eastAsia="ru-RU"/>
+              </w:rPr>
+              <w:t>Опционально*</w:t>
+            </w:r>
+          </w:p>
+        </w:tc>
+        <w:tc>
+          <w:tcPr>
+            <w:tcW w:w="0" w:type="auto"/>
+            <w:tcBorders>
+              <w:top w:val="single" w:sz="6" w:space="0" w:color="CCCCCC"/>
+              <w:left w:val="single" w:sz="6" w:space="0" w:color="CCCCCC"/>
+              <w:bottom w:val="single" w:sz="6" w:space="0" w:color="000000"/>
+              <w:right w:val="single" w:sz="6" w:space="0" w:color="000000"/>
+            </w:tcBorders>
+            <w:tcMar>
+              <w:top w:w="30" w:type="dxa"/>
+              <w:left w:w="45" w:type="dxa"/>
+              <w:bottom w:w="30" w:type="dxa"/>
+              <w:right w:w="45" w:type="dxa"/>
+            </w:tcMar>
+            <w:vAlign w:val="bottom"/>
+            <w:hideMark/>
+          </w:tcPr>
+          <w:p>
+            <w:pPr>
+              <w:spacing w:after="0" w:line="240" w:lineRule="auto"/>
+              <w:rPr>
+                <w:rFonts w:ascii="ui-monospace" w:eastAsia="Times New Roman" w:hAnsi="ui-monospace" w:cs="Arial"/>
+                <w:sz w:val="20"/>
+                <w:szCs w:val="20"/>
+                <w:lang w:eastAsia="ru-RU"/>
+              </w:rPr>
+            </w:pPr>
+            <w:r>
+              <w:rPr>
+                <w:rFonts w:ascii="ui-monospace" w:eastAsia="Times New Roman" w:hAnsi="ui-monospace" w:cs="Arial"/>
+                <w:sz w:val="20"/>
+                <w:szCs w:val="20"/>
+                <w:lang w:eastAsia="ru-RU"/>
+              </w:rPr>
+              <w:t>"</w:t>
+            </w:r>
+            <w:proofErr w:type="spellStart"/>
+            <w:r>
+              <w:rPr>
+                <w:rFonts w:ascii="ui-monospace" w:eastAsia="Times New Roman" w:hAnsi="ui-monospace" w:cs="Arial"/>
+                <w:sz w:val="20"/>
+                <w:szCs w:val="20"/>
+                <w:lang w:eastAsia="ru-RU"/>
+              </w:rPr>
+              <w:t>true</w:t>
+            </w:r>
+            <w:proofErr w:type="spellEnd"/>
+            <w:r>
+              <w:rPr>
+                <w:rFonts w:ascii="ui-monospace" w:eastAsia="Times New Roman" w:hAnsi="ui-monospace" w:cs="Arial"/>
+                <w:sz w:val="20"/>
+                <w:szCs w:val="20"/>
+                <w:lang w:eastAsia="ru-RU"/>
+              </w:rPr>
+              <w:t>" / "</w:t>
+            </w:r>
+            <w:proofErr w:type="spellStart"/>
+            <w:r>
+              <w:rPr>
+                <w:rFonts w:ascii="ui-monospace" w:eastAsia="Times New Roman" w:hAnsi="ui-monospace" w:cs="Arial"/>
+                <w:sz w:val="20"/>
+                <w:szCs w:val="20"/>
+                <w:lang w:eastAsia="ru-RU"/>
+              </w:rPr>
+              <w:t>false</w:t>
+            </w:r>
+            <w:proofErr w:type="spellEnd"/>
+            <w:r>
+              <w:rPr>
+                <w:rFonts w:ascii="ui-monospace" w:eastAsia="Times New Roman" w:hAnsi="ui-monospace" w:cs="Arial"/>
+                <w:sz w:val="20"/>
+                <w:szCs w:val="20"/>
+                <w:lang w:eastAsia="ru-RU"/>
+              </w:rPr>
+              <w:t>"</w:t>
+            </w:r>
+          </w:p>
+        </w:tc>
+        <w:tc>
+          <w:tcPr>
+            <w:tcW w:w="0" w:type="auto"/>
+            <w:tcBorders>
+              <w:top w:val="single" w:sz="6" w:space="0" w:color="CCCCCC"/>
+              <w:left w:val="single" w:sz="6" w:space="0" w:color="CCCCCC"/>
+              <w:bottom w:val="single" w:sz="6" w:space="0" w:color="000000"/>
+              <w:right w:val="single" w:sz="6" w:space="0" w:color="000000"/>
+            </w:tcBorders>
+            <w:tcMar>
+              <w:top w:w="30" w:type="dxa"/>
+              <w:left w:w="45" w:type="dxa"/>
+              <w:bottom w:w="30" w:type="dxa"/>
+              <w:right w:w="45" w:type="dxa"/>
+            </w:tcMar>
+            <w:vAlign w:val="bottom"/>
+            <w:hideMark/>
+          </w:tcPr>
+          <w:p>
+            <w:pPr>
+              <w:spacing w:after="0" w:line="240" w:lineRule="auto"/>
+              <w:rPr>
+                <w:rFonts w:ascii="system-ui" w:eastAsia="Times New Roman" w:hAnsi="system-ui" w:cs="Arial"/>
+                <w:sz w:val="20"/>
+                <w:szCs w:val="20"/>
+                <w:lang w:eastAsia="ru-RU"/>
+              </w:rPr>
+            </w:pPr>
+            <w:r>
+              <w:rPr>
+                <w:rFonts w:ascii="system-ui" w:eastAsia="Times New Roman" w:hAnsi="system-ui" w:cs="Arial"/>
+                <w:sz w:val="20"/>
+                <w:szCs w:val="20"/>
+                <w:lang w:eastAsia="ru-RU"/>
+              </w:rPr>
+              <w:t xml:space="preserve">Показывать логотип </w:t>
+            </w:r>
+            <w:proofErr w:type="spellStart"/>
+            <w:r>
+              <w:rPr>
+                <w:rFonts w:ascii="system-ui" w:eastAsia="Times New Roman" w:hAnsi="system-ui" w:cs="Arial"/>
+                <w:sz w:val="20"/>
+                <w:szCs w:val="20"/>
+                <w:lang w:eastAsia="ru-RU"/>
+              </w:rPr>
+              <w:t>Fun&amp;Sun</w:t>
+            </w:r>
+            <w:proofErr w:type="spellEnd"/>
+            <w:r>
+              <w:rPr>
+                <w:rFonts w:ascii="system-ui" w:eastAsia="Times New Roman" w:hAnsi="system-ui" w:cs="Arial"/>
+                <w:sz w:val="20"/>
+                <w:szCs w:val="20"/>
+                <w:lang w:eastAsia="ru-RU"/>
+              </w:rPr>
+              <w:t xml:space="preserve"> (SVG)</w:t>
+            </w:r>
+          </w:p>
+        </w:tc>
+      </w:tr>
+      <w:tr>
+        <w:trPr>
+          <w:trHeight w:val="315"/>
+        </w:trPr>
+        <w:tc>
+          <w:tcPr>
+            <w:tcW w:w="0" w:type="auto"/>
+            <w:tcBorders>
+              <w:top w:val="single" w:sz="6" w:space="0" w:color="CCCCCC"/>
+              <w:left w:val="single" w:sz="6" w:space="0" w:color="000000"/>
+              <w:bottom w:val="single" w:sz="6" w:space="0" w:color="000000"/>
+              <w:right w:val="single" w:sz="6" w:space="0" w:color="000000"/>
+            </w:tcBorders>
+            <w:tcMar>
+              <w:top w:w="30" w:type="dxa"/>
+              <w:left w:w="45" w:type="dxa"/>
+              <w:bottom w:w="30" w:type="dxa"/>
+              <w:right w:w="45" w:type="dxa"/>
+            </w:tcMar>
+            <w:vAlign w:val="bottom"/>
+            <w:hideMark/>
+          </w:tcPr>
+          <w:p>
+            <w:pPr>
+              <w:spacing w:after="0" w:line="240" w:lineRule="auto"/>
+              <w:rPr>
+                <w:rFonts w:ascii="ui-monospace" w:eastAsia="Times New Roman" w:hAnsi="ui-monospace" w:cs="Arial"/>
+                <w:sz w:val="20"/>
+                <w:szCs w:val="20"/>
+                <w:lang w:eastAsia="ru-RU"/>
+              </w:rPr>
+            </w:pPr>
+            <w:proofErr w:type="spellStart"/>
+            <w:r>
+              <w:rPr>
+                <w:rFonts w:ascii="ui-monospace" w:eastAsia="Times New Roman" w:hAnsi="ui-monospace" w:cs="Arial"/>
+                <w:sz w:val="20"/>
+                <w:szCs w:val="20"/>
+                <w:lang w:eastAsia="ru-RU"/>
+              </w:rPr>
+              <w:t>badge_text</w:t>
+            </w:r>
+            <w:proofErr w:type="spellEnd"/>
+          </w:p>
+        </w:tc>
+        <w:tc>
+          <w:tcPr>
+            <w:tcW w:w="0" w:type="auto"/>
+            <w:tcBorders>
+              <w:top w:val="single" w:sz="6" w:space="0" w:color="CCCCCC"/>
+              <w:left w:val="single" w:sz="6" w:space="0" w:color="CCCCCC"/>
+              <w:bottom w:val="single" w:sz="6" w:space="0" w:color="000000"/>
+              <w:right w:val="single" w:sz="6" w:space="0" w:color="000000"/>
+            </w:tcBorders>
+            <w:tcMar>
+              <w:top w:w="30" w:type="dxa"/>
+              <w:left w:w="45" w:type="dxa"/>
+              <w:bottom w:w="30" w:type="dxa"/>
+              <w:right w:w="45" w:type="dxa"/>
+            </w:tcMar>
+            <w:vAlign w:val="bottom"/>
+            <w:hideMark/>
+          </w:tcPr>
+          <w:p>
+            <w:pPr>
+              <w:spacing w:after="0" w:line="240" w:lineRule="auto"/>
+              <w:rPr>
+                <w:rFonts w:ascii="system-ui" w:eastAsia="Times New Roman" w:hAnsi="system-ui" w:cs="Arial"/>
+                <w:sz w:val="20"/>
+                <w:szCs w:val="20"/>
+                <w:lang w:eastAsia="ru-RU"/>
+              </w:rPr>
+            </w:pPr>
+            <w:proofErr w:type="spellStart"/>
+            <w:r>
+              <w:rPr>
+                <w:rFonts w:ascii="system-ui" w:eastAsia="Times New Roman" w:hAnsi="system-ui" w:cs="Arial"/>
+                <w:sz w:val="20"/>
+                <w:szCs w:val="20"/>
+                <w:lang w:eastAsia="ru-RU"/>
+              </w:rPr>
+              <w:t>text</w:t>
+            </w:r>
+            <w:proofErr w:type="spellEnd"/>
+          </w:p>
+        </w:tc>
+        <w:tc>
+          <w:tcPr>
+            <w:tcW w:w="0" w:type="auto"/>
+            <w:tcBorders>
+              <w:top w:val="single" w:sz="6" w:space="0" w:color="CCCCCC"/>
+              <w:left w:val="single" w:sz="6" w:space="0" w:color="CCCCCC"/>
+              <w:bottom w:val="single" w:sz="6" w:space="0" w:color="000000"/>
+              <w:right w:val="single" w:sz="6" w:space="0" w:color="000000"/>
+            </w:tcBorders>
+            <w:tcMar>
+              <w:top w:w="30" w:type="dxa"/>
+              <w:left w:w="45" w:type="dxa"/>
+              <w:bottom w:w="30" w:type="dxa"/>
+              <w:right w:w="45" w:type="dxa"/>
+            </w:tcMar>
+            <w:vAlign w:val="bottom"/>
+            <w:hideMark/>
+          </w:tcPr>
+          <w:p>
+            <w:pPr>
+              <w:spacing w:after="0" w:line="240" w:lineRule="auto"/>
+              <w:rPr>
+                <w:rFonts w:ascii="system-ui" w:eastAsia="Times New Roman" w:hAnsi="system-ui" w:cs="Arial"/>
+                <w:sz w:val="20"/>
+                <w:szCs w:val="20"/>
+                <w:lang w:eastAsia="ru-RU"/>
+              </w:rPr>
+            </w:pPr>
+            <w:r>
+              <w:rPr>
+                <w:rFonts w:ascii="system-ui" w:eastAsia="Times New Roman" w:hAnsi="system-ui" w:cs="Arial"/>
+                <w:sz w:val="20"/>
+                <w:szCs w:val="20"/>
+                <w:lang w:eastAsia="ru-RU"/>
+              </w:rPr>
+              <w:t>Опционально*</w:t>
+            </w:r>
+          </w:p>
+        </w:tc>
+        <w:tc>
+          <w:tcPr>
+            <w:tcW w:w="0" w:type="auto"/>
+            <w:tcBorders>
+              <w:top w:val="single" w:sz="6" w:space="0" w:color="CCCCCC"/>
+              <w:left w:val="single" w:sz="6" w:space="0" w:color="CCCCCC"/>
+              <w:bottom w:val="single" w:sz="6" w:space="0" w:color="000000"/>
+              <w:right w:val="single" w:sz="6" w:space="0" w:color="000000"/>
+            </w:tcBorders>
+            <w:tcMar>
+              <w:top w:w="30" w:type="dxa"/>
+              <w:left w:w="45" w:type="dxa"/>
+              <w:bottom w:w="30" w:type="dxa"/>
+              <w:right w:w="45" w:type="dxa"/>
+            </w:tcMar>
+            <w:vAlign w:val="bottom"/>
+            <w:hideMark/>
+          </w:tcPr>
+          <w:p>
+            <w:pPr>
+              <w:spacing w:after="0" w:line="240" w:lineRule="auto"/>
+              <w:rPr>
+                <w:rFonts w:ascii="ui-monospace" w:eastAsia="Times New Roman" w:hAnsi="ui-monospace" w:cs="Arial"/>
+                <w:sz w:val="20"/>
+                <w:szCs w:val="20"/>
+                <w:lang w:eastAsia="ru-RU"/>
+              </w:rPr>
+            </w:pPr>
+            <w:r>
+              <w:rPr>
+                <w:rFonts w:ascii="ui-monospace" w:eastAsia="Times New Roman" w:hAnsi="ui-monospace" w:cs="Arial"/>
+                <w:sz w:val="20"/>
+                <w:szCs w:val="20"/>
+                <w:lang w:eastAsia="ru-RU"/>
+              </w:rPr>
+              <w:t>"РАННЕЕ БРОНИРОВАНИЕ"</w:t>
+            </w:r>
+          </w:p>
+        </w:tc>
+        <w:tc>
+          <w:tcPr>
+            <w:tcW w:w="0" w:type="auto"/>
+            <w:tcBorders>
+              <w:top w:val="single" w:sz="6" w:space="0" w:color="CCCCCC"/>
+              <w:left w:val="single" w:sz="6" w:space="0" w:color="CCCCCC"/>
+              <w:bottom w:val="single" w:sz="6" w:space="0" w:color="000000"/>
+              <w:right w:val="single" w:sz="6" w:space="0" w:color="000000"/>
+            </w:tcBorders>
+            <w:tcMar>
+              <w:top w:w="30" w:type="dxa"/>
+              <w:left w:w="45" w:type="dxa"/>
+              <w:bottom w:w="30" w:type="dxa"/>
+              <w:right w:w="45" w:type="dxa"/>
+            </w:tcMar>
+            <w:vAlign w:val="bottom"/>
+            <w:hideMark/>
+          </w:tcPr>
+          <w:p>
+            <w:pPr>
+              <w:spacing w:after="0" w:line="240" w:lineRule="auto"/>
+              <w:rPr>
+                <w:rFonts w:ascii="system-ui" w:eastAsia="Times New Roman" w:hAnsi="system-ui" w:cs="Arial"/>
+                <w:sz w:val="20"/>
+                <w:szCs w:val="20"/>
+                <w:lang w:eastAsia="ru-RU"/>
+              </w:rPr>
+            </w:pPr>
+            <w:r>
+              <w:rPr>
+                <w:rFonts w:ascii="system-ui" w:eastAsia="Times New Roman" w:hAnsi="system-ui" w:cs="Arial"/>
+                <w:sz w:val="20"/>
+                <w:szCs w:val="20"/>
+                <w:lang w:eastAsia="ru-RU"/>
+              </w:rPr>
+              <w:t>Текст плашки в левом верхнем углу</w:t>
+            </w:r>
+          </w:p>
+        </w:tc>
+      </w:tr>
+      <w:tr>
+        <w:trPr>
+          <w:trHeight w:val="315"/>
+        </w:trPr>
+        <w:tc>
+          <w:tcPr>
+            <w:tcW w:w="0" w:type="auto"/>
+            <w:tcBorders>
+              <w:top w:val="single" w:sz="6" w:space="0" w:color="CCCCCC"/>
+              <w:left w:val="single" w:sz="6" w:space="0" w:color="000000"/>
+              <w:bottom w:val="single" w:sz="6" w:space="0" w:color="000000"/>
+              <w:right w:val="single" w:sz="6" w:space="0" w:color="000000"/>
+            </w:tcBorders>
+            <w:tcMar>
+              <w:top w:w="30" w:type="dxa"/>
+              <w:left w:w="45" w:type="dxa"/>
+              <w:bottom w:w="30" w:type="dxa"/>
+              <w:right w:w="45" w:type="dxa"/>
+            </w:tcMar>
+            <w:vAlign w:val="bottom"/>
+            <w:hideMark/>
+          </w:tcPr>
+          <w:p>
+            <w:pPr>
+              <w:spacing w:after="0" w:line="240" w:lineRule="auto"/>
+              <w:rPr>
+                <w:rFonts w:ascii="ui-monospace" w:eastAsia="Times New Roman" w:hAnsi="ui-monospace" w:cs="Arial"/>
+                <w:sz w:val="20"/>
+                <w:szCs w:val="20"/>
+                <w:lang w:eastAsia="ru-RU"/>
+              </w:rPr>
+            </w:pPr>
+            <w:proofErr w:type="spellStart"/>
+            <w:r>
+              <w:rPr>
+                <w:rFonts w:ascii="ui-monospace" w:eastAsia="Times New Roman" w:hAnsi="ui-monospace" w:cs="Arial"/>
+                <w:sz w:val="20"/>
+                <w:szCs w:val="20"/>
+                <w:lang w:eastAsia="ru-RU"/>
+              </w:rPr>
+              <w:t>badge_color</w:t>
+            </w:r>
+            <w:proofErr w:type="spellEnd"/>
+          </w:p>
+        </w:tc>
+        <w:tc>
+          <w:tcPr>
+            <w:tcW w:w="0" w:type="auto"/>
+            <w:tcBorders>
+              <w:top w:val="single" w:sz="6" w:space="0" w:color="CCCCCC"/>
+              <w:left w:val="single" w:sz="6" w:space="0" w:color="CCCCCC"/>
+              <w:bottom w:val="single" w:sz="6" w:space="0" w:color="000000"/>
+              <w:right w:val="single" w:sz="6" w:space="0" w:color="000000"/>
+            </w:tcBorders>
+            <w:tcMar>
+              <w:top w:w="30" w:type="dxa"/>
+              <w:left w:w="45" w:type="dxa"/>
+              <w:bottom w:w="30" w:type="dxa"/>
+              <w:right w:w="45" w:type="dxa"/>
+            </w:tcMar>
+            <w:vAlign w:val="bottom"/>
+            <w:hideMark/>
+          </w:tcPr>
+          <w:p>
+            <w:pPr>
+              <w:spacing w:after="0" w:line="240" w:lineRule="auto"/>
+              <w:rPr>
+                <w:rFonts w:ascii="system-ui" w:eastAsia="Times New Roman" w:hAnsi="system-ui" w:cs="Arial"/>
+                <w:sz w:val="20"/>
+                <w:szCs w:val="20"/>
+                <w:lang w:eastAsia="ru-RU"/>
+              </w:rPr>
+            </w:pPr>
+            <w:proofErr w:type="spellStart"/>
+            <w:r>
+              <w:rPr>
+                <w:rFonts w:ascii="system-ui" w:eastAsia="Times New Roman" w:hAnsi="system-ui" w:cs="Arial"/>
+                <w:sz w:val="20"/>
+                <w:szCs w:val="20"/>
+                <w:lang w:eastAsia="ru-RU"/>
+              </w:rPr>
+              <w:t>color</w:t>
+            </w:r>
+            <w:proofErr w:type="spellEnd"/>
+            <w:r>
+              <w:rPr>
+                <w:rFonts w:ascii="system-ui" w:eastAsia="Times New Roman" w:hAnsi="system-ui" w:cs="Arial"/>
+                <w:sz w:val="20"/>
+                <w:szCs w:val="20"/>
+                <w:lang w:eastAsia="ru-RU"/>
+              </w:rPr>
+              <w:t xml:space="preserve"> (</w:t>
+            </w:r>
+            <w:proofErr w:type="spellStart"/>
+            <w:r>
+              <w:rPr>
+                <w:rFonts w:ascii="system-ui" w:eastAsia="Times New Roman" w:hAnsi="system-ui" w:cs="Arial"/>
+                <w:sz w:val="20"/>
+                <w:szCs w:val="20"/>
+                <w:lang w:eastAsia="ru-RU"/>
+              </w:rPr>
+              <w:t>hex</w:t>
+            </w:r>
+            <w:proofErr w:type="spellEnd"/>
+            <w:r>
+              <w:rPr>
+                <w:rFonts w:ascii="system-ui" w:eastAsia="Times New Roman" w:hAnsi="system-ui" w:cs="Arial"/>
+                <w:sz w:val="20"/>
+                <w:szCs w:val="20"/>
+                <w:lang w:eastAsia="ru-RU"/>
+              </w:rPr>
+              <w:t>)</w:t>
+            </w:r>
+          </w:p>
+        </w:tc>
+        <w:tc>
+          <w:tcPr>
+            <w:tcW w:w="0" w:type="auto"/>
+            <w:tcBorders>
+              <w:top w:val="single" w:sz="6" w:space="0" w:color="CCCCCC"/>
+              <w:left w:val="single" w:sz="6" w:space="0" w:color="CCCCCC"/>
+              <w:bottom w:val="single" w:sz="6" w:space="0" w:color="000000"/>
+              <w:right w:val="single" w:sz="6" w:space="0" w:color="000000"/>
+            </w:tcBorders>
+            <w:tcMar>
+              <w:top w:w="30" w:type="dxa"/>
+              <w:left w:w="45" w:type="dxa"/>
+              <w:bottom w:w="30" w:type="dxa"/>
+              <w:right w:w="45" w:type="dxa"/>
+            </w:tcMar>
+            <w:vAlign w:val="bottom"/>
+            <w:hideMark/>
+          </w:tcPr>
+          <w:p>
+            <w:pPr>
+              <w:spacing w:after="0" w:line="240" w:lineRule="auto"/>
+              <w:rPr>
+                <w:rFonts w:ascii="system-ui" w:eastAsia="Times New Roman" w:hAnsi="system-ui" w:cs="Arial"/>
+                <w:sz w:val="20"/>
+                <w:szCs w:val="20"/>
+                <w:lang w:eastAsia="ru-RU"/>
+              </w:rPr>
+            </w:pPr>
+            <w:r>
+              <w:rPr>
+                <w:rFonts w:ascii="system-ui" w:eastAsia="Times New Roman" w:hAnsi="system-ui" w:cs="Arial"/>
+                <w:sz w:val="20"/>
+                <w:szCs w:val="20"/>
+                <w:lang w:eastAsia="ru-RU"/>
+              </w:rPr>
+              <w:t>Опционально**</w:t>
+            </w:r>
+          </w:p>
+        </w:tc>
+        <w:tc>
+          <w:tcPr>
+            <w:tcW w:w="0" w:type="auto"/>
+            <w:tcBorders>
+              <w:top w:val="single" w:sz="6" w:space="0" w:color="CCCCCC"/>
+              <w:left w:val="single" w:sz="6" w:space="0" w:color="CCCCCC"/>
+              <w:bottom w:val="single" w:sz="6" w:space="0" w:color="000000"/>
+              <w:right w:val="single" w:sz="6" w:space="0" w:color="000000"/>
+            </w:tcBorders>
+            <w:tcMar>
+              <w:top w:w="30" w:type="dxa"/>
+              <w:left w:w="45" w:type="dxa"/>
+              <w:bottom w:w="30" w:type="dxa"/>
+              <w:right w:w="45" w:type="dxa"/>
+            </w:tcMar>
+            <w:vAlign w:val="bottom"/>
+            <w:hideMark/>
+          </w:tcPr>
+          <w:p>
+            <w:pPr>
+              <w:spacing w:after="0" w:line="240" w:lineRule="auto"/>
+              <w:rPr>
+                <w:rFonts w:ascii="ui-monospace" w:eastAsia="Times New Roman" w:hAnsi="ui-monospace" w:cs="Arial"/>
+                <w:sz w:val="20"/>
+                <w:szCs w:val="20"/>
+                <w:lang w:eastAsia="ru-RU"/>
+              </w:rPr>
+            </w:pPr>
+            <w:r>
+              <w:rPr>
+                <w:rFonts w:ascii="ui-monospace" w:eastAsia="Times New Roman" w:hAnsi="ui-monospace" w:cs="Arial"/>
+                <w:sz w:val="20"/>
+                <w:szCs w:val="20"/>
+                <w:lang w:eastAsia="ru-RU"/>
+              </w:rPr>
+              <w:t>"#FFA500"</w:t>
+            </w:r>
+          </w:p>
+        </w:tc>
+        <w:tc>
+          <w:tcPr>
+            <w:tcW w:w="0" w:type="auto"/>
+            <w:tcBorders>
+              <w:top w:val="single" w:sz="6" w:space="0" w:color="CCCCCC"/>
+              <w:left w:val="single" w:sz="6" w:space="0" w:color="CCCCCC"/>
+              <w:bottom w:val="single" w:sz="6" w:space="0" w:color="000000"/>
+              <w:right w:val="single" w:sz="6" w:space="0" w:color="000000"/>
+            </w:tcBorders>
+            <w:tcMar>
+              <w:top w:w="30" w:type="dxa"/>
+              <w:left w:w="45" w:type="dxa"/>
+              <w:bottom w:w="30" w:type="dxa"/>
+              <w:right w:w="45" w:type="dxa"/>
+            </w:tcMar>
+            <w:vAlign w:val="bottom"/>
+            <w:hideMark/>
+          </w:tcPr>
+          <w:p>
+            <w:pPr>
+              <w:spacing w:after="0" w:line="240" w:lineRule="auto"/>
+              <w:rPr>
+                <w:rFonts w:ascii="system-ui" w:eastAsia="Times New Roman" w:hAnsi="system-ui" w:cs="Arial"/>
+                <w:sz w:val="20"/>
+                <w:szCs w:val="20"/>
+                <w:lang w:eastAsia="ru-RU"/>
+              </w:rPr>
+            </w:pPr>
+            <w:r>
+              <w:rPr>
+                <w:rFonts w:ascii="system-ui" w:eastAsia="Times New Roman" w:hAnsi="system-ui" w:cs="Arial"/>
+                <w:sz w:val="20"/>
+                <w:szCs w:val="20"/>
+                <w:lang w:eastAsia="ru-RU"/>
+              </w:rPr>
+              <w:t>Цвет фона плашки</w:t>
+            </w:r>
+          </w:p>
+        </w:tc>
+      </w:tr>
+      <w:tr>
+        <w:trPr>
+          <w:trHeight w:val="315"/>
+        </w:trPr>
+        <w:tc>
+          <w:tcPr>
+            <w:tcW w:w="0" w:type="auto"/>
+            <w:tcBorders>
+              <w:top w:val="single" w:sz="6" w:space="0" w:color="CCCCCC"/>
+              <w:left w:val="single" w:sz="6" w:space="0" w:color="000000"/>
+              <w:bottom w:val="single" w:sz="6" w:space="0" w:color="000000"/>
+              <w:right w:val="single" w:sz="6" w:space="0" w:color="000000"/>
+            </w:tcBorders>
+            <w:tcMar>
+              <w:top w:w="30" w:type="dxa"/>
+              <w:left w:w="45" w:type="dxa"/>
+              <w:bottom w:w="30" w:type="dxa"/>
+              <w:right w:w="45" w:type="dxa"/>
+            </w:tcMar>
+            <w:vAlign w:val="bottom"/>
+            <w:hideMark/>
+          </w:tcPr>
+          <w:p>
+            <w:pPr>
+              <w:spacing w:after="0" w:line="240" w:lineRule="auto"/>
+              <w:rPr>
+                <w:rFonts w:ascii="ui-monospace" w:eastAsia="Times New Roman" w:hAnsi="ui-monospace" w:cs="Arial"/>
+                <w:sz w:val="20"/>
+                <w:szCs w:val="20"/>
+                <w:lang w:eastAsia="ru-RU"/>
+              </w:rPr>
+            </w:pPr>
+            <w:proofErr w:type="spellStart"/>
+            <w:r>
+              <w:rPr>
+                <w:rFonts w:ascii="ui-monospace" w:eastAsia="Times New Roman" w:hAnsi="ui-monospace" w:cs="Arial"/>
+                <w:sz w:val="20"/>
+                <w:szCs w:val="20"/>
+                <w:lang w:eastAsia="ru-RU"/>
+              </w:rPr>
+              <w:t>badge_text_color</w:t>
+            </w:r>
+            <w:proofErr w:type="spellEnd"/>
+          </w:p>
+        </w:tc>
+        <w:tc>
+          <w:tcPr>
+            <w:tcW w:w="0" w:type="auto"/>
+            <w:tcBorders>
+              <w:top w:val="single" w:sz="6" w:space="0" w:color="CCCCCC"/>
+              <w:left w:val="single" w:sz="6" w:space="0" w:color="CCCCCC"/>
+              <w:bottom w:val="single" w:sz="6" w:space="0" w:color="000000"/>
+              <w:right w:val="single" w:sz="6" w:space="0" w:color="000000"/>
+            </w:tcBorders>
+            <w:tcMar>
+              <w:top w:w="30" w:type="dxa"/>
+              <w:left w:w="45" w:type="dxa"/>
+              <w:bottom w:w="30" w:type="dxa"/>
+              <w:right w:w="45" w:type="dxa"/>
+            </w:tcMar>
+            <w:vAlign w:val="bottom"/>
+            <w:hideMark/>
+          </w:tcPr>
+          <w:p>
+            <w:pPr>
+              <w:spacing w:after="0" w:line="240" w:lineRule="auto"/>
+              <w:rPr>
+                <w:rFonts w:ascii="system-ui" w:eastAsia="Times New Roman" w:hAnsi="system-ui" w:cs="Arial"/>
+                <w:sz w:val="20"/>
+                <w:szCs w:val="20"/>
+                <w:lang w:eastAsia="ru-RU"/>
+              </w:rPr>
+            </w:pPr>
+            <w:proofErr w:type="spellStart"/>
+            <w:r>
+              <w:rPr>
+                <w:rFonts w:ascii="system-ui" w:eastAsia="Times New Roman" w:hAnsi="system-ui" w:cs="Arial"/>
+                <w:sz w:val="20"/>
+                <w:szCs w:val="20"/>
+                <w:lang w:eastAsia="ru-RU"/>
+              </w:rPr>
+              <w:t>color</w:t>
+            </w:r>
+            <w:proofErr w:type="spellEnd"/>
+            <w:r>
+              <w:rPr>
+                <w:rFonts w:ascii="system-ui" w:eastAsia="Times New Roman" w:hAnsi="system-ui" w:cs="Arial"/>
+                <w:sz w:val="20"/>
+                <w:szCs w:val="20"/>
+                <w:lang w:eastAsia="ru-RU"/>
+              </w:rPr>
+              <w:t xml:space="preserve"> (</w:t>
+            </w:r>
+            <w:proofErr w:type="spellStart"/>
+            <w:r>
+              <w:rPr>
+                <w:rFonts w:ascii="system-ui" w:eastAsia="Times New Roman" w:hAnsi="system-ui" w:cs="Arial"/>
+                <w:sz w:val="20"/>
+                <w:szCs w:val="20"/>
+                <w:lang w:eastAsia="ru-RU"/>
+              </w:rPr>
+              <w:t>hex</w:t>
+            </w:r>
+            <w:proofErr w:type="spellEnd"/>
+            <w:r>
+              <w:rPr>
+                <w:rFonts w:ascii="system-ui" w:eastAsia="Times New Roman" w:hAnsi="system-ui" w:cs="Arial"/>
+                <w:sz w:val="20"/>
+                <w:szCs w:val="20"/>
+                <w:lang w:eastAsia="ru-RU"/>
+              </w:rPr>
+              <w:t>)</w:t>
+            </w:r>
+          </w:p>
+        </w:tc>
+        <w:tc>
+          <w:tcPr>
+            <w:tcW w:w="0" w:type="auto"/>
+            <w:tcBorders>
+              <w:top w:val="single" w:sz="6" w:space="0" w:color="CCCCCC"/>
+              <w:left w:val="single" w:sz="6" w:space="0" w:color="CCCCCC"/>
+              <w:bottom w:val="single" w:sz="6" w:space="0" w:color="000000"/>
+              <w:right w:val="single" w:sz="6" w:space="0" w:color="000000"/>
+            </w:tcBorders>
+            <w:tcMar>
+              <w:top w:w="30" w:type="dxa"/>
+              <w:left w:w="45" w:type="dxa"/>
+              <w:bottom w:w="30" w:type="dxa"/>
+              <w:right w:w="45" w:type="dxa"/>
+            </w:tcMar>
+            <w:vAlign w:val="bottom"/>
+            <w:hideMark/>
+          </w:tcPr>
+          <w:p>
+            <w:pPr>
+              <w:spacing w:after="0" w:line="240" w:lineRule="auto"/>
+              <w:rPr>
+                <w:rFonts w:ascii="system-ui" w:eastAsia="Times New Roman" w:hAnsi="system-ui" w:cs="Arial"/>
+                <w:sz w:val="20"/>
+                <w:szCs w:val="20"/>
+                <w:lang w:eastAsia="ru-RU"/>
+              </w:rPr>
+            </w:pPr>
+            <w:r>
+              <w:rPr>
+                <w:rFonts w:ascii="system-ui" w:eastAsia="Times New Roman" w:hAnsi="system-ui" w:cs="Arial"/>
+                <w:sz w:val="20"/>
+                <w:szCs w:val="20"/>
+                <w:lang w:eastAsia="ru-RU"/>
+              </w:rPr>
+              <w:t>Опционально**</w:t>
+            </w:r>
+          </w:p>
+        </w:tc>
+        <w:tc>
+          <w:tcPr>
+            <w:tcW w:w="0" w:type="auto"/>
+            <w:tcBorders>
+              <w:top w:val="single" w:sz="6" w:space="0" w:color="CCCCCC"/>
+              <w:left w:val="single" w:sz="6" w:space="0" w:color="CCCCCC"/>
+              <w:bottom w:val="single" w:sz="6" w:space="0" w:color="000000"/>
+              <w:right w:val="single" w:sz="6" w:space="0" w:color="000000"/>
+            </w:tcBorders>
+            <w:tcMar>
+              <w:top w:w="30" w:type="dxa"/>
+              <w:left w:w="45" w:type="dxa"/>
+              <w:bottom w:w="30" w:type="dxa"/>
+              <w:right w:w="45" w:type="dxa"/>
+            </w:tcMar>
+            <w:vAlign w:val="bottom"/>
+            <w:hideMark/>
+          </w:tcPr>
+          <w:p>
+            <w:pPr>
+              <w:spacing w:after="0" w:line="240" w:lineRule="auto"/>
+              <w:rPr>
+                <w:rFonts w:ascii="ui-monospace" w:eastAsia="Times New Roman" w:hAnsi="ui-monospace" w:cs="Arial"/>
+                <w:sz w:val="20"/>
+                <w:szCs w:val="20"/>
+                <w:lang w:eastAsia="ru-RU"/>
+              </w:rPr>
+            </w:pPr>
+            <w:r>
+              <w:rPr>
+                <w:rFonts w:ascii="ui-monospace" w:eastAsia="Times New Roman" w:hAnsi="ui-monospace" w:cs="Arial"/>
+                <w:sz w:val="20"/>
+                <w:szCs w:val="20"/>
+                <w:lang w:eastAsia="ru-RU"/>
+              </w:rPr>
+              <w:t>"#FFFFFF"</w:t>
+            </w:r>
+          </w:p>
+        </w:tc>
+        <w:tc>
+          <w:tcPr>
+            <w:tcW w:w="0" w:type="auto"/>
+            <w:tcBorders>
+              <w:top w:val="single" w:sz="6" w:space="0" w:color="CCCCCC"/>
+              <w:left w:val="single" w:sz="6" w:space="0" w:color="CCCCCC"/>
+              <w:bottom w:val="single" w:sz="6" w:space="0" w:color="000000"/>
+              <w:right w:val="single" w:sz="6" w:space="0" w:color="000000"/>
+            </w:tcBorders>
+            <w:tcMar>
+              <w:top w:w="30" w:type="dxa"/>
+              <w:left w:w="45" w:type="dxa"/>
+              <w:bottom w:w="30" w:type="dxa"/>
+              <w:right w:w="45" w:type="dxa"/>
+            </w:tcMar>
+            <w:vAlign w:val="bottom"/>
+            <w:hideMark/>
+          </w:tcPr>
+          <w:p>
+            <w:pPr>
+              <w:spacing w:after="0" w:line="240" w:lineRule="auto"/>
+              <w:rPr>
+                <w:rFonts w:ascii="system-ui" w:eastAsia="Times New Roman" w:hAnsi="system-ui" w:cs="Arial"/>
+                <w:sz w:val="20"/>
+                <w:szCs w:val="20"/>
+                <w:lang w:eastAsia="ru-RU"/>
+              </w:rPr>
+            </w:pPr>
+            <w:r>
+              <w:rPr>
+                <w:rFonts w:ascii="system-ui" w:eastAsia="Times New Roman" w:hAnsi="system-ui" w:cs="Arial"/>
+                <w:sz w:val="20"/>
+                <w:szCs w:val="20"/>
+                <w:lang w:eastAsia="ru-RU"/>
+              </w:rPr>
+              <w:t>Цвет текста плашки</w:t>
+            </w:r>
+          </w:p>
+        </w:tc>
+      </w:tr>
+    </w:tbl>
     <w:p/>
+    <w:p>
+      <w:r>
+        <w:t>*</w:t>
+      </w:r>
+      <w:proofErr w:type="spellStart"/>
+      <w:r>
+        <w:rPr>
+          <w:lang w:val="en-US"/>
+        </w:rPr>
+        <w:t>show</w:t>
+      </w:r>
+      <w:proofErr w:type="spellEnd"/>
+      <w:r>
+        <w:t>_</w:t>
+      </w:r>
+      <w:proofErr w:type="spellStart"/>
+      <w:r>
+        <w:rPr>
+          <w:lang w:val="en-US"/>
+        </w:rPr>
+        <w:t>logo</w:t>
+      </w:r>
+      <w:proofErr w:type="spellEnd"/>
+      <w:r>
+        <w:t xml:space="preserve"> и </w:t>
+      </w:r>
+      <w:proofErr w:type="spellStart"/>
+      <w:r>
+        <w:rPr>
+          <w:lang w:val="en-US"/>
+        </w:rPr>
+        <w:t>badge</w:t>
+      </w:r>
+      <w:proofErr w:type="spellEnd"/>
+      <w:r>
+        <w:t>_</w:t>
+      </w:r>
+      <w:proofErr w:type="spellStart"/>
+      <w:r>
+        <w:rPr>
+          <w:lang w:val="en-US"/>
+        </w:rPr>
+        <w:t>text</w:t>
+      </w:r>
+      <w:proofErr w:type="spellEnd"/>
+      <w:r>
+        <w:t xml:space="preserve"> — взаимоисключающие. Может быть указан только один из них, либо ни одного.</w:t>
+      </w:r>
+    </w:p>
+    <w:p>
+      <w:pPr>
+        <w:rPr>
+          <w:lang w:val="en-US"/>
+        </w:rPr>
+      </w:pPr>
+      <w:r>
+        <w:rPr>
+          <w:lang w:val="en-US"/>
+        </w:rPr>
+        <w:t>**</w:t>
+      </w:r>
+      <w:proofErr w:type="spellStart"/>
+      <w:r>
+        <w:rPr>
+          <w:lang w:val="en-US"/>
+        </w:rPr>
+        <w:t>badge_color</w:t>
+      </w:r>
+      <w:proofErr w:type="spellEnd"/>
+      <w:r>
+        <w:rPr>
+          <w:lang w:val="en-US"/>
+        </w:rPr>
+        <w:t xml:space="preserve"> и </w:t>
+      </w:r>
+      <w:proofErr w:type="spellStart"/>
+      <w:r>
+        <w:rPr>
+          <w:lang w:val="en-US"/>
+        </w:rPr>
+        <w:t>badge_text_color</w:t>
+      </w:r>
+      <w:proofErr w:type="spellEnd"/>
+      <w:r>
+        <w:rPr>
+          <w:lang w:val="en-US"/>
+        </w:rPr>
+        <w:t xml:space="preserve"> </w:t>
+      </w:r>
+      <w:proofErr w:type="spellStart"/>
+      <w:r>
+        <w:rPr>
+          <w:lang w:val="en-US"/>
+        </w:rPr>
+        <w:t>обязательны</w:t>
+      </w:r>
+      <w:proofErr w:type="spellEnd"/>
+      <w:r>
+        <w:rPr>
+          <w:lang w:val="en-US"/>
+        </w:rPr>
+        <w:t xml:space="preserve">, </w:t>
+      </w:r>
+      <w:proofErr w:type="spellStart"/>
+      <w:r>
+        <w:rPr>
+          <w:lang w:val="en-US"/>
+        </w:rPr>
+        <w:t>если</w:t>
+      </w:r>
+      <w:proofErr w:type="spellEnd"/>
+      <w:r>
+        <w:rPr>
+          <w:lang w:val="en-US"/>
+        </w:rPr>
+        <w:t xml:space="preserve"> </w:t>
+      </w:r>
+      <w:proofErr w:type="spellStart"/>
+      <w:r>
+        <w:rPr>
+          <w:lang w:val="en-US"/>
+        </w:rPr>
+        <w:t>указан</w:t>
+      </w:r>
+      <w:proofErr w:type="spellEnd"/>
+      <w:r>
+        <w:rPr>
+          <w:lang w:val="en-US"/>
+        </w:rPr>
+        <w:t xml:space="preserve"> </w:t>
+      </w:r>
+      <w:proofErr w:type="spellStart"/>
+      <w:r>
+        <w:rPr>
+          <w:lang w:val="en-US"/>
+        </w:rPr>
+        <w:t>badge_text</w:t>
+      </w:r>
+      <w:proofErr w:type="spellEnd"/>
+    </w:p>
     <w:sectPr>
       <w:pgSz w:w="11906" w:h="16838"/>
       <w:pgMar w:top="1134" w:right="850" w:bottom="1134" w:left="1701" w:header="708" w:footer="708" w:gutter="0"/>

--- a/INFO.docx
+++ b/INFO.docx
@@ -12,7 +12,6 @@
           <w:lang w:val="en-US"/>
         </w:rPr>
       </w:pPr>
-      <w:proofErr w:type="spellStart"/>
       <w:r>
         <w:rPr>
           <w:color w:val="auto"/>
@@ -22,7 +21,6 @@
         </w:rPr>
         <w:t>Структура</w:t>
       </w:r>
-      <w:proofErr w:type="spellEnd"/>
     </w:p>
     <w:p>
       <w:pPr>
@@ -30,19 +28,11 @@
           <w:lang w:val="en-US"/>
         </w:rPr>
       </w:pPr>
-      <w:proofErr w:type="spellStart"/>
       <w:r>
         <w:rPr>
           <w:lang w:val="en-US"/>
         </w:rPr>
-        <w:t>funsun</w:t>
-      </w:r>
-      <w:proofErr w:type="spellEnd"/>
-      <w:r>
-        <w:rPr>
-          <w:lang w:val="en-US"/>
-        </w:rPr>
-        <w:t>-banner-generator/</w:t>
+        <w:t>funsun-banner-generator/</w:t>
       </w:r>
     </w:p>
     <w:p>
@@ -282,23 +272,7 @@
         <w:rPr>
           <w:lang w:val="en-US"/>
         </w:rPr>
-        <w:t xml:space="preserve"> </w:t>
-      </w:r>
-      <w:proofErr w:type="spellStart"/>
-      <w:proofErr w:type="gramStart"/>
-      <w:r>
-        <w:rPr>
-          <w:lang w:val="en-US"/>
-        </w:rPr>
-        <w:t>package.json</w:t>
-      </w:r>
-      <w:proofErr w:type="spellEnd"/>
-      <w:proofErr w:type="gramEnd"/>
-      <w:r>
-        <w:rPr>
-          <w:lang w:val="en-US"/>
-        </w:rPr>
-        <w:t xml:space="preserve">             # </w:t>
+        <w:t xml:space="preserve"> package.json             # </w:t>
       </w:r>
       <w:r>
         <w:t>Зависимости</w:t>
@@ -321,26 +295,10 @@
         <w:rPr>
           <w:rFonts w:ascii="Calibri" w:hAnsi="Calibri" w:cs="Calibri"/>
         </w:rPr>
-        <w:t>─</w:t>
-      </w:r>
-      <w:proofErr w:type="gramStart"/>
-      <w:r>
-        <w:rPr>
-          <w:rFonts w:ascii="Calibri" w:hAnsi="Calibri" w:cs="Calibri"/>
-        </w:rPr>
-        <w:t>─</w:t>
-      </w:r>
-      <w:r>
-        <w:t xml:space="preserve">  .</w:t>
-      </w:r>
-      <w:proofErr w:type="spellStart"/>
-      <w:proofErr w:type="gramEnd"/>
-      <w:r>
-        <w:t>env.example</w:t>
-      </w:r>
-      <w:proofErr w:type="spellEnd"/>
-      <w:r>
-        <w:t xml:space="preserve">             # Переменные окружения (шаблон)</w:t>
+        <w:t>──</w:t>
+      </w:r>
+      <w:r>
+        <w:t xml:space="preserve">  .env.example             # Переменные окружения (шаблон)</w:t>
       </w:r>
     </w:p>
     <w:p>
@@ -359,7 +317,6 @@
       <w:r>
         <w:t xml:space="preserve"> </w:t>
       </w:r>
-      <w:proofErr w:type="gramStart"/>
       <w:r>
         <w:rPr>
           <w:rFonts w:ascii="Segoe UI Emoji" w:hAnsi="Segoe UI Emoji" w:cs="Segoe UI Emoji"/>
@@ -367,16 +324,7 @@
         <w:t>📄</w:t>
       </w:r>
       <w:r>
-        <w:t xml:space="preserve"> .</w:t>
-      </w:r>
-      <w:proofErr w:type="spellStart"/>
-      <w:r>
-        <w:t>gitignore</w:t>
-      </w:r>
-      <w:proofErr w:type="spellEnd"/>
-      <w:proofErr w:type="gramEnd"/>
-      <w:r>
-        <w:t xml:space="preserve">               # Игнорируемые файлы</w:t>
+        <w:t xml:space="preserve"> .gitignore               # Игнорируемые файлы</w:t>
       </w:r>
     </w:p>
     <w:p>
@@ -407,15 +355,7 @@
         <w:t>📁</w:t>
       </w:r>
       <w:r>
-        <w:t xml:space="preserve"> </w:t>
-      </w:r>
-      <w:proofErr w:type="spellStart"/>
-      <w:r>
-        <w:t>src</w:t>
-      </w:r>
-      <w:proofErr w:type="spellEnd"/>
-      <w:r>
-        <w:t>/</w:t>
+        <w:t xml:space="preserve"> src/</w:t>
       </w:r>
     </w:p>
     <w:p>
@@ -444,15 +384,7 @@
         <w:t>📁</w:t>
       </w:r>
       <w:r>
-        <w:t xml:space="preserve"> </w:t>
-      </w:r>
-      <w:proofErr w:type="spellStart"/>
-      <w:r>
-        <w:t>json</w:t>
-      </w:r>
-      <w:proofErr w:type="spellEnd"/>
-      <w:r>
-        <w:t>/</w:t>
+        <w:t xml:space="preserve"> json/</w:t>
       </w:r>
     </w:p>
     <w:p>
@@ -466,17 +398,7 @@
         <w:t>📄</w:t>
       </w:r>
       <w:r>
-        <w:t xml:space="preserve"> </w:t>
-      </w:r>
-      <w:proofErr w:type="spellStart"/>
-      <w:proofErr w:type="gramStart"/>
-      <w:r>
-        <w:t>test.json</w:t>
-      </w:r>
-      <w:proofErr w:type="spellEnd"/>
-      <w:proofErr w:type="gramEnd"/>
-      <w:r>
-        <w:t xml:space="preserve">        # Тестовые данные (для отладки)</w:t>
+        <w:t xml:space="preserve"> test.json        # Тестовые данные (для отладки)</w:t>
       </w:r>
     </w:p>
     <w:p>
@@ -490,15 +412,7 @@
         <w:t>📁</w:t>
       </w:r>
       <w:r>
-        <w:t xml:space="preserve"> </w:t>
-      </w:r>
-      <w:proofErr w:type="spellStart"/>
-      <w:r>
-        <w:t>img</w:t>
-      </w:r>
-      <w:proofErr w:type="spellEnd"/>
-      <w:r>
-        <w:t>/</w:t>
+        <w:t xml:space="preserve"> img/</w:t>
       </w:r>
     </w:p>
     <w:p>
@@ -527,36 +441,12 @@
         <w:t>📄</w:t>
       </w:r>
       <w:r>
-        <w:t xml:space="preserve"> </w:t>
-      </w:r>
-      <w:proofErr w:type="spellStart"/>
-      <w:r>
-        <w:t>logo.svg</w:t>
-      </w:r>
-      <w:proofErr w:type="spellEnd"/>
-      <w:r>
-        <w:t xml:space="preserve">         # Логотип </w:t>
-      </w:r>
-      <w:proofErr w:type="spellStart"/>
-      <w:r>
-        <w:t>Fun&amp;Sun</w:t>
-      </w:r>
-      <w:proofErr w:type="spellEnd"/>
-      <w:r>
-        <w:t xml:space="preserve"> (290px)</w:t>
+        <w:t xml:space="preserve"> logo.svg         # Логотип Fun&amp;Sun (290px)</w:t>
       </w:r>
     </w:p>
     <w:p>
       <w:r>
-        <w:t>│       └─</w:t>
-      </w:r>
-      <w:proofErr w:type="gramStart"/>
-      <w:r>
-        <w:t>─  01.jpg</w:t>
-      </w:r>
-      <w:proofErr w:type="gramEnd"/>
-      <w:r>
-        <w:t xml:space="preserve">           # Тестовое изображение</w:t>
+        <w:t>│       └──  01.jpg           # Тестовое изображение</w:t>
       </w:r>
     </w:p>
     <w:p>
@@ -587,22 +477,13 @@
         <w:t>📁</w:t>
       </w:r>
       <w:r>
-        <w:t xml:space="preserve"> </w:t>
-      </w:r>
-      <w:proofErr w:type="spellStart"/>
-      <w:r>
-        <w:t>temporary</w:t>
-      </w:r>
-      <w:proofErr w:type="spellEnd"/>
-      <w:r>
-        <w:t>/               # Временные AI-изображения</w:t>
+        <w:t xml:space="preserve"> temporary/               # Временные AI-изображения</w:t>
       </w:r>
     </w:p>
     <w:p>
       <w:r>
         <w:t xml:space="preserve">│   └── </w:t>
       </w:r>
-      <w:proofErr w:type="gramStart"/>
       <w:r>
         <w:rPr>
           <w:rFonts w:ascii="Segoe UI Emoji" w:hAnsi="Segoe UI Emoji" w:cs="Segoe UI Emoji"/>
@@ -610,14 +491,8 @@
         <w:t>📄</w:t>
       </w:r>
       <w:r>
-        <w:t xml:space="preserve"> .</w:t>
-      </w:r>
-      <w:proofErr w:type="spellStart"/>
-      <w:r>
-        <w:t>gitkeep</w:t>
-      </w:r>
-      <w:proofErr w:type="spellEnd"/>
-      <w:proofErr w:type="gramEnd"/>
+        <w:t xml:space="preserve"> .gitkeep</w:t>
+      </w:r>
     </w:p>
     <w:p>
       <w:r>
@@ -647,22 +522,13 @@
         <w:t>📁</w:t>
       </w:r>
       <w:r>
-        <w:t xml:space="preserve"> </w:t>
-      </w:r>
-      <w:proofErr w:type="spellStart"/>
-      <w:r>
-        <w:t>output</w:t>
-      </w:r>
-      <w:proofErr w:type="spellEnd"/>
-      <w:r>
-        <w:t>/                  # Готовые баннеры</w:t>
+        <w:t xml:space="preserve"> output/                  # Готовые баннеры</w:t>
       </w:r>
     </w:p>
     <w:p>
       <w:r>
         <w:t xml:space="preserve">│   └── </w:t>
       </w:r>
-      <w:proofErr w:type="gramStart"/>
       <w:r>
         <w:rPr>
           <w:rFonts w:ascii="Segoe UI Emoji" w:hAnsi="Segoe UI Emoji" w:cs="Segoe UI Emoji"/>
@@ -670,14 +536,8 @@
         <w:t>📄</w:t>
       </w:r>
       <w:r>
-        <w:t xml:space="preserve"> .</w:t>
-      </w:r>
-      <w:proofErr w:type="spellStart"/>
-      <w:r>
-        <w:t>gitkeep</w:t>
-      </w:r>
-      <w:proofErr w:type="spellEnd"/>
-      <w:proofErr w:type="gramEnd"/>
+        <w:t xml:space="preserve"> .gitkeep</w:t>
+      </w:r>
     </w:p>
     <w:p/>
     <w:p/>
@@ -922,98 +782,12 @@
                 <w:lang w:val="en-US"/>
               </w:rPr>
             </w:pPr>
-            <w:proofErr w:type="spellStart"/>
             <w:r>
               <w:rPr>
                 <w:lang w:val="en-US"/>
               </w:rPr>
-              <w:t>bg_color</w:t>
-            </w:r>
-            <w:proofErr w:type="spellEnd"/>
-            <w:r>
-              <w:rPr>
-                <w:lang w:val="en-US"/>
-              </w:rPr>
-              <w:t xml:space="preserve">, </w:t>
-            </w:r>
-            <w:proofErr w:type="spellStart"/>
-            <w:r>
-              <w:rPr>
-                <w:lang w:val="en-US"/>
-              </w:rPr>
-              <w:t>text_color</w:t>
-            </w:r>
-            <w:proofErr w:type="spellEnd"/>
-            <w:r>
-              <w:rPr>
-                <w:lang w:val="en-US"/>
-              </w:rPr>
-              <w:t xml:space="preserve">, title, subtitle, </w:t>
-            </w:r>
-            <w:proofErr w:type="spellStart"/>
-            <w:r>
-              <w:rPr>
-                <w:lang w:val="en-US"/>
-              </w:rPr>
-              <w:t>image_url</w:t>
-            </w:r>
-            <w:proofErr w:type="spellEnd"/>
-            <w:r>
-              <w:rPr>
-                <w:lang w:val="en-US"/>
-              </w:rPr>
-              <w:t xml:space="preserve">, </w:t>
-            </w:r>
-            <w:proofErr w:type="spellStart"/>
-            <w:r>
-              <w:rPr>
-                <w:lang w:val="en-US"/>
-              </w:rPr>
-              <w:t>show_logo</w:t>
-            </w:r>
-            <w:proofErr w:type="spellEnd"/>
-            <w:r>
-              <w:rPr>
-                <w:lang w:val="en-US"/>
-              </w:rPr>
-              <w:t xml:space="preserve">, </w:t>
-            </w:r>
-            <w:proofErr w:type="spellStart"/>
-            <w:r>
-              <w:rPr>
-                <w:lang w:val="en-US"/>
-              </w:rPr>
-              <w:t>badge_text</w:t>
-            </w:r>
-            <w:proofErr w:type="spellEnd"/>
-            <w:r>
-              <w:rPr>
-                <w:lang w:val="en-US"/>
-              </w:rPr>
-              <w:t xml:space="preserve">, </w:t>
-            </w:r>
-            <w:proofErr w:type="spellStart"/>
-            <w:r>
-              <w:rPr>
-                <w:lang w:val="en-US"/>
-              </w:rPr>
-              <w:t>badge_color</w:t>
-            </w:r>
-            <w:proofErr w:type="spellEnd"/>
-            <w:r>
-              <w:rPr>
-                <w:lang w:val="en-US"/>
-              </w:rPr>
-              <w:t xml:space="preserve">, </w:t>
-            </w:r>
-            <w:proofErr w:type="spellStart"/>
-            <w:r>
-              <w:rPr>
-                <w:lang w:val="en-US"/>
-              </w:rPr>
-              <w:t>badge_text_color</w:t>
-            </w:r>
-            <w:proofErr w:type="spellEnd"/>
+              <w:t>bg_color, text_color, title, subtitle, image_url, show_logo, badge_text, badge_color, badge_text_color</w:t>
+            </w:r>
           </w:p>
         </w:tc>
       </w:tr>
@@ -1057,31 +831,7 @@
           </w:tcPr>
           <w:p>
             <w:r>
-              <w:t>SVG из /</w:t>
-            </w:r>
-            <w:proofErr w:type="spellStart"/>
-            <w:r>
-              <w:t>src</w:t>
-            </w:r>
-            <w:proofErr w:type="spellEnd"/>
-            <w:r>
-              <w:t>/</w:t>
-            </w:r>
-            <w:proofErr w:type="spellStart"/>
-            <w:r>
-              <w:t>img</w:t>
-            </w:r>
-            <w:proofErr w:type="spellEnd"/>
-            <w:r>
-              <w:t>/</w:t>
-            </w:r>
-            <w:proofErr w:type="spellStart"/>
-            <w:r>
-              <w:t>logo.svg</w:t>
-            </w:r>
-            <w:proofErr w:type="spellEnd"/>
-            <w:r>
-              <w:t xml:space="preserve"> (290px)</w:t>
+              <w:t>SVG из /src/img/logo.svg (290px)</w:t>
             </w:r>
           </w:p>
         </w:tc>
@@ -1126,18 +876,8 @@
           </w:tcPr>
           <w:p>
             <w:r>
-              <w:t xml:space="preserve">Читает параметры из </w:t>
-            </w:r>
-            <w:proofErr w:type="spellStart"/>
-            <w:proofErr w:type="gramStart"/>
-            <w:r>
-              <w:t>window.location</w:t>
-            </w:r>
-            <w:proofErr w:type="gramEnd"/>
-            <w:r>
-              <w:t>.search</w:t>
-            </w:r>
-            <w:proofErr w:type="spellEnd"/>
+              <w:t>Читает параметры из window.location.search</w:t>
+            </w:r>
           </w:p>
         </w:tc>
       </w:tr>
@@ -1304,7 +1044,6 @@
             <w:hideMark/>
           </w:tcPr>
           <w:p>
-            <w:proofErr w:type="spellStart"/>
             <w:r>
               <w:rPr>
                 <w:b/>
@@ -1312,7 +1051,6 @@
               </w:rPr>
               <w:t>Endpoint</w:t>
             </w:r>
-            <w:proofErr w:type="spellEnd"/>
           </w:p>
         </w:tc>
         <w:tc>
@@ -1329,21 +1067,8 @@
           </w:tcPr>
           <w:p>
             <w:r>
-              <w:t>POST /</w:t>
-            </w:r>
-            <w:proofErr w:type="spellStart"/>
-            <w:r>
-              <w:t>api</w:t>
-            </w:r>
-            <w:proofErr w:type="spellEnd"/>
-            <w:r>
-              <w:t>/</w:t>
-            </w:r>
-            <w:proofErr w:type="spellStart"/>
-            <w:r>
-              <w:t>generate-banner</w:t>
-            </w:r>
-            <w:proofErr w:type="spellEnd"/>
+              <w:t>POST /api/generate-banner</w:t>
+            </w:r>
           </w:p>
         </w:tc>
       </w:tr>
@@ -1387,20 +1112,7 @@
           </w:tcPr>
           <w:p>
             <w:r>
-              <w:t xml:space="preserve">3000 (настраивается </w:t>
-            </w:r>
-            <w:proofErr w:type="gramStart"/>
-            <w:r>
-              <w:t>через .</w:t>
-            </w:r>
-            <w:proofErr w:type="spellStart"/>
-            <w:r>
-              <w:t>env</w:t>
-            </w:r>
-            <w:proofErr w:type="spellEnd"/>
-            <w:proofErr w:type="gramEnd"/>
-            <w:r>
-              <w:t>)</w:t>
+              <w:t>3000 (настраивается через .env)</w:t>
             </w:r>
           </w:p>
         </w:tc>
@@ -1445,17 +1157,7 @@
           </w:tcPr>
           <w:p>
             <w:r>
-              <w:t xml:space="preserve">JSON от Telegram-бота (в </w:t>
-            </w:r>
-            <w:proofErr w:type="spellStart"/>
-            <w:proofErr w:type="gramStart"/>
-            <w:r>
-              <w:t>req.body</w:t>
-            </w:r>
-            <w:proofErr w:type="spellEnd"/>
-            <w:proofErr w:type="gramEnd"/>
-            <w:r>
-              <w:t>)</w:t>
+              <w:t>JSON от Telegram-бота (в req.body)</w:t>
             </w:r>
           </w:p>
         </w:tc>
@@ -1500,15 +1202,7 @@
           </w:tcPr>
           <w:p>
             <w:r>
-              <w:t xml:space="preserve">URL готового баннера в </w:t>
-            </w:r>
-            <w:proofErr w:type="spellStart"/>
-            <w:r>
-              <w:t>output</w:t>
-            </w:r>
-            <w:proofErr w:type="spellEnd"/>
-            <w:r>
-              <w:t>/</w:t>
+              <w:t>URL готового баннера в output/</w:t>
             </w:r>
           </w:p>
         </w:tc>
@@ -1564,35 +1258,7 @@
               <w:rPr>
                 <w:lang w:val="en-US"/>
               </w:rPr>
-              <w:t xml:space="preserve"> /</w:t>
-            </w:r>
-            <w:proofErr w:type="spellStart"/>
-            <w:r>
-              <w:rPr>
-                <w:lang w:val="en-US"/>
-              </w:rPr>
-              <w:t>src</w:t>
-            </w:r>
-            <w:proofErr w:type="spellEnd"/>
-            <w:r>
-              <w:rPr>
-                <w:lang w:val="en-US"/>
-              </w:rPr>
-              <w:t>/</w:t>
-            </w:r>
-            <w:proofErr w:type="spellStart"/>
-            <w:r>
-              <w:rPr>
-                <w:lang w:val="en-US"/>
-              </w:rPr>
-              <w:t>img</w:t>
-            </w:r>
-            <w:proofErr w:type="spellEnd"/>
-            <w:r>
-              <w:rPr>
-                <w:lang w:val="en-US"/>
-              </w:rPr>
-              <w:t>/, /output/, /temporary/</w:t>
+              <w:t xml:space="preserve"> /src/img/, /output/, /temporary/</w:t>
             </w:r>
           </w:p>
         </w:tc>
@@ -1782,13 +1448,8 @@
             <w:hideMark/>
           </w:tcPr>
           <w:p>
-            <w:proofErr w:type="spellStart"/>
-            <w:r>
-              <w:t>Puppeteer</w:t>
-            </w:r>
-            <w:proofErr w:type="spellEnd"/>
-            <w:r>
-              <w:t xml:space="preserve"> скрипт для скриншотов</w:t>
+            <w:r>
+              <w:t>Puppeteer скрипт для скриншотов</w:t>
             </w:r>
           </w:p>
         </w:tc>
@@ -1810,7 +1471,6 @@
             <w:hideMark/>
           </w:tcPr>
           <w:p>
-            <w:proofErr w:type="spellStart"/>
             <w:r>
               <w:rPr>
                 <w:b/>
@@ -1818,7 +1478,6 @@
               </w:rPr>
               <w:t>Viewport</w:t>
             </w:r>
-            <w:proofErr w:type="spellEnd"/>
           </w:p>
         </w:tc>
         <w:tc>
@@ -1835,23 +1494,7 @@
           </w:tcPr>
           <w:p>
             <w:r>
-              <w:t>1160×712px (</w:t>
-            </w:r>
-            <w:proofErr w:type="spellStart"/>
-            <w:r>
-              <w:t>deviceScaleFactor</w:t>
-            </w:r>
-            <w:proofErr w:type="spellEnd"/>
-            <w:r>
-              <w:t xml:space="preserve">: 2 для </w:t>
-            </w:r>
-            <w:proofErr w:type="spellStart"/>
-            <w:r>
-              <w:t>Retina</w:t>
-            </w:r>
-            <w:proofErr w:type="spellEnd"/>
-            <w:r>
-              <w:t>)</w:t>
+              <w:t>1160×712px (deviceScaleFactor: 2 для Retina)</w:t>
             </w:r>
           </w:p>
         </w:tc>
@@ -1941,28 +1584,7 @@
           </w:tcPr>
           <w:p>
             <w:r>
-              <w:t xml:space="preserve">Только </w:t>
-            </w:r>
-            <w:proofErr w:type="gramStart"/>
-            <w:r>
-              <w:t>элемент .</w:t>
-            </w:r>
-            <w:proofErr w:type="spellStart"/>
-            <w:r>
-              <w:t>banner</w:t>
-            </w:r>
-            <w:proofErr w:type="spellEnd"/>
-            <w:proofErr w:type="gramEnd"/>
-            <w:r>
-              <w:t xml:space="preserve"> (не </w:t>
-            </w:r>
-            <w:proofErr w:type="spellStart"/>
-            <w:r>
-              <w:t>fullPage</w:t>
-            </w:r>
-            <w:proofErr w:type="spellEnd"/>
-            <w:r>
-              <w:t>)</w:t>
+              <w:t>Только элемент .banner (не fullPage)</w:t>
             </w:r>
           </w:p>
         </w:tc>
@@ -2201,27 +1823,9 @@
             <w:hideMark/>
           </w:tcPr>
           <w:p>
-            <w:proofErr w:type="spellStart"/>
-            <w:r>
-              <w:t>src</w:t>
-            </w:r>
-            <w:proofErr w:type="spellEnd"/>
-            <w:r>
-              <w:t>/</w:t>
-            </w:r>
-            <w:proofErr w:type="spellStart"/>
-            <w:r>
-              <w:t>json</w:t>
-            </w:r>
-            <w:proofErr w:type="spellEnd"/>
-            <w:r>
-              <w:t>/</w:t>
-            </w:r>
-            <w:proofErr w:type="spellStart"/>
-            <w:r>
-              <w:t>test.json</w:t>
-            </w:r>
-            <w:proofErr w:type="spellEnd"/>
+            <w:r>
+              <w:t>src/json/test.json</w:t>
+            </w:r>
           </w:p>
         </w:tc>
       </w:tr>
@@ -2336,13 +1940,8 @@
           </w:tcPr>
           <w:p>
             <w:r>
-              <w:t xml:space="preserve">Только для отладки, не используется в </w:t>
-            </w:r>
-            <w:proofErr w:type="spellStart"/>
-            <w:r>
-              <w:t>продакшене</w:t>
-            </w:r>
-            <w:proofErr w:type="spellEnd"/>
+              <w:t>Только для отладки, не используется в продакшене</w:t>
+            </w:r>
           </w:p>
         </w:tc>
       </w:tr>
@@ -2360,19 +1959,8 @@
           <w:b/>
           <w:bCs/>
         </w:rPr>
-        <w:t xml:space="preserve">5. </w:t>
-      </w:r>
-      <w:proofErr w:type="spellStart"/>
-      <w:proofErr w:type="gramStart"/>
-      <w:r>
-        <w:rPr>
-          <w:b/>
-          <w:bCs/>
-        </w:rPr>
-        <w:t>package.json</w:t>
-      </w:r>
-      <w:proofErr w:type="spellEnd"/>
-      <w:proofErr w:type="gramEnd"/>
+        <w:t>5. package.json</w:t>
+      </w:r>
     </w:p>
     <w:tbl>
       <w:tblPr>
@@ -2542,27 +2130,9 @@
             <w:hideMark/>
           </w:tcPr>
           <w:p>
-            <w:proofErr w:type="spellStart"/>
-            <w:r>
-              <w:t>express</w:t>
-            </w:r>
-            <w:proofErr w:type="spellEnd"/>
-            <w:r>
-              <w:t xml:space="preserve">, </w:t>
-            </w:r>
-            <w:proofErr w:type="spellStart"/>
-            <w:r>
-              <w:t>axios</w:t>
-            </w:r>
-            <w:proofErr w:type="spellEnd"/>
-            <w:r>
-              <w:t xml:space="preserve">, </w:t>
-            </w:r>
-            <w:proofErr w:type="spellStart"/>
-            <w:r>
-              <w:t>puppeteer</w:t>
-            </w:r>
-            <w:proofErr w:type="spellEnd"/>
+            <w:r>
+              <w:t>express, axios, puppeteer</w:t>
+            </w:r>
           </w:p>
         </w:tc>
       </w:tr>
@@ -2610,47 +2180,11 @@
                 <w:lang w:val="en-US"/>
               </w:rPr>
             </w:pPr>
-            <w:proofErr w:type="spellStart"/>
             <w:r>
               <w:rPr>
                 <w:lang w:val="en-US"/>
               </w:rPr>
-              <w:t>npm</w:t>
-            </w:r>
-            <w:proofErr w:type="spellEnd"/>
-            <w:r>
-              <w:rPr>
-                <w:lang w:val="en-US"/>
-              </w:rPr>
-              <w:t xml:space="preserve"> start, </w:t>
-            </w:r>
-            <w:proofErr w:type="spellStart"/>
-            <w:r>
-              <w:rPr>
-                <w:lang w:val="en-US"/>
-              </w:rPr>
-              <w:t>npm</w:t>
-            </w:r>
-            <w:proofErr w:type="spellEnd"/>
-            <w:r>
-              <w:rPr>
-                <w:lang w:val="en-US"/>
-              </w:rPr>
-              <w:t xml:space="preserve"> test, </w:t>
-            </w:r>
-            <w:proofErr w:type="spellStart"/>
-            <w:r>
-              <w:rPr>
-                <w:lang w:val="en-US"/>
-              </w:rPr>
-              <w:t>npm</w:t>
-            </w:r>
-            <w:proofErr w:type="spellEnd"/>
-            <w:r>
-              <w:rPr>
-                <w:lang w:val="en-US"/>
-              </w:rPr>
-              <w:t xml:space="preserve"> run generate</w:t>
+              <w:t>npm start, npm test, npm run generate</w:t>
             </w:r>
           </w:p>
         </w:tc>
@@ -2670,31 +2204,13 @@
           <w:bCs/>
         </w:rPr>
       </w:pPr>
-      <w:proofErr w:type="gramStart"/>
       <w:r>
         <w:rPr>
           <w:b/>
           <w:bCs/>
         </w:rPr>
-        <w:t>6. .</w:t>
-      </w:r>
-      <w:proofErr w:type="spellStart"/>
-      <w:r>
-        <w:rPr>
-          <w:b/>
-          <w:bCs/>
-        </w:rPr>
-        <w:t>env</w:t>
-      </w:r>
-      <w:proofErr w:type="gramEnd"/>
-      <w:r>
-        <w:rPr>
-          <w:b/>
-          <w:bCs/>
-        </w:rPr>
-        <w:t>.example</w:t>
-      </w:r>
-      <w:proofErr w:type="spellEnd"/>
+        <w:t>6. .env.example</w:t>
+      </w:r>
     </w:p>
     <w:tbl>
       <w:tblPr>
@@ -2939,20 +2455,7 @@
           </w:tcPr>
           <w:p>
             <w:r>
-              <w:t xml:space="preserve">Копировать </w:t>
-            </w:r>
-            <w:proofErr w:type="gramStart"/>
-            <w:r>
-              <w:t>в .</w:t>
-            </w:r>
-            <w:proofErr w:type="spellStart"/>
-            <w:r>
-              <w:t>env</w:t>
-            </w:r>
-            <w:proofErr w:type="spellEnd"/>
-            <w:proofErr w:type="gramEnd"/>
-            <w:r>
-              <w:t xml:space="preserve"> и заполнить актуальными значениями</w:t>
+              <w:t>Копировать в .env и заполнить актуальными значениями</w:t>
             </w:r>
           </w:p>
         </w:tc>
@@ -2966,24 +2469,13 @@
           <w:bCs/>
         </w:rPr>
       </w:pPr>
-      <w:proofErr w:type="gramStart"/>
       <w:r>
         <w:rPr>
           <w:b/>
           <w:bCs/>
         </w:rPr>
-        <w:t>7. .</w:t>
-      </w:r>
-      <w:proofErr w:type="spellStart"/>
-      <w:r>
-        <w:rPr>
-          <w:b/>
-          <w:bCs/>
-        </w:rPr>
-        <w:t>gitignore</w:t>
-      </w:r>
-      <w:proofErr w:type="spellEnd"/>
-      <w:proofErr w:type="gramEnd"/>
+        <w:t>7. .gitignore</w:t>
+      </w:r>
     </w:p>
     <w:tbl>
       <w:tblPr>
@@ -3109,13 +2601,8 @@
           </w:tcPr>
           <w:p>
             <w:r>
-              <w:t xml:space="preserve">Игнорируемые файлы для </w:t>
-            </w:r>
-            <w:proofErr w:type="spellStart"/>
-            <w:r>
-              <w:t>Git</w:t>
-            </w:r>
-            <w:proofErr w:type="spellEnd"/>
+              <w:t>Игнорируемые файлы для Git</w:t>
+            </w:r>
           </w:p>
         </w:tc>
       </w:tr>
@@ -3163,33 +2650,11 @@
                 <w:lang w:val="en-US"/>
               </w:rPr>
             </w:pPr>
-            <w:proofErr w:type="gramStart"/>
             <w:r>
               <w:rPr>
                 <w:lang w:val="en-US"/>
               </w:rPr>
-              <w:t>.env</w:t>
-            </w:r>
-            <w:proofErr w:type="gramEnd"/>
-            <w:r>
-              <w:rPr>
-                <w:lang w:val="en-US"/>
-              </w:rPr>
-              <w:t xml:space="preserve">, </w:t>
-            </w:r>
-            <w:proofErr w:type="spellStart"/>
-            <w:r>
-              <w:rPr>
-                <w:lang w:val="en-US"/>
-              </w:rPr>
-              <w:t>node_modules</w:t>
-            </w:r>
-            <w:proofErr w:type="spellEnd"/>
-            <w:r>
-              <w:rPr>
-                <w:lang w:val="en-US"/>
-              </w:rPr>
-              <w:t>/, output/*, temporary/*</w:t>
+              <w:t>.env, node_modules/, output/*, temporary/*</w:t>
             </w:r>
           </w:p>
         </w:tc>
@@ -3233,18 +2698,8 @@
             <w:hideMark/>
           </w:tcPr>
           <w:p>
-            <w:proofErr w:type="gramStart"/>
-            <w:r>
-              <w:t>.</w:t>
-            </w:r>
-            <w:proofErr w:type="spellStart"/>
-            <w:r>
-              <w:t>gitkeep</w:t>
-            </w:r>
-            <w:proofErr w:type="spellEnd"/>
-            <w:proofErr w:type="gramEnd"/>
-            <w:r>
-              <w:t xml:space="preserve"> в папках</w:t>
+            <w:r>
+              <w:t>.gitkeep в папках</w:t>
             </w:r>
           </w:p>
         </w:tc>
@@ -3269,49 +2724,8 @@
           <w:bCs/>
         </w:rPr>
         <w:lastRenderedPageBreak/>
-        <w:t xml:space="preserve">8. </w:t>
-      </w:r>
-      <w:proofErr w:type="spellStart"/>
-      <w:r>
-        <w:rPr>
-          <w:b/>
-          <w:bCs/>
-        </w:rPr>
-        <w:t>src</w:t>
-      </w:r>
-      <w:proofErr w:type="spellEnd"/>
-      <w:r>
-        <w:rPr>
-          <w:b/>
-          <w:bCs/>
-        </w:rPr>
-        <w:t>/</w:t>
-      </w:r>
-      <w:proofErr w:type="spellStart"/>
-      <w:r>
-        <w:rPr>
-          <w:b/>
-          <w:bCs/>
-        </w:rPr>
-        <w:t>json</w:t>
-      </w:r>
-      <w:proofErr w:type="spellEnd"/>
-      <w:r>
-        <w:rPr>
-          <w:b/>
-          <w:bCs/>
-        </w:rPr>
-        <w:t>/</w:t>
-      </w:r>
-      <w:proofErr w:type="spellStart"/>
-      <w:r>
-        <w:rPr>
-          <w:b/>
-          <w:bCs/>
-        </w:rPr>
-        <w:t>test.json</w:t>
-      </w:r>
-      <w:proofErr w:type="spellEnd"/>
+        <w:t>8. src/json/test.json</w:t>
+      </w:r>
     </w:p>
     <w:tbl>
       <w:tblPr>
@@ -3502,21 +2916,7 @@
               <w:rPr>
                 <w:lang w:val="en-US"/>
               </w:rPr>
-              <w:t xml:space="preserve"> (</w:t>
-            </w:r>
-            <w:proofErr w:type="spellStart"/>
-            <w:r>
-              <w:rPr>
-                <w:lang w:val="en-US"/>
-              </w:rPr>
-              <w:t>show_logo</w:t>
-            </w:r>
-            <w:proofErr w:type="spellEnd"/>
-            <w:r>
-              <w:rPr>
-                <w:lang w:val="en-US"/>
-              </w:rPr>
-              <w:t>: "true")</w:t>
+              <w:t xml:space="preserve"> (show_logo: "true")</w:t>
             </w:r>
           </w:p>
         </w:tc>
@@ -3561,13 +2961,8 @@
           </w:tcPr>
           <w:p>
             <w:r>
-              <w:t xml:space="preserve">Только для отладки, не используется в </w:t>
-            </w:r>
-            <w:proofErr w:type="spellStart"/>
-            <w:r>
-              <w:t>продакшене</w:t>
-            </w:r>
-            <w:proofErr w:type="spellEnd"/>
+              <w:t>Только для отладки, не используется в продакшене</w:t>
+            </w:r>
           </w:p>
         </w:tc>
       </w:tr>
@@ -3585,49 +2980,8 @@
           <w:b/>
           <w:bCs/>
         </w:rPr>
-        <w:t xml:space="preserve">9. </w:t>
-      </w:r>
-      <w:proofErr w:type="spellStart"/>
-      <w:r>
-        <w:rPr>
-          <w:b/>
-          <w:bCs/>
-        </w:rPr>
-        <w:t>src</w:t>
-      </w:r>
-      <w:proofErr w:type="spellEnd"/>
-      <w:r>
-        <w:rPr>
-          <w:b/>
-          <w:bCs/>
-        </w:rPr>
-        <w:t>/</w:t>
-      </w:r>
-      <w:proofErr w:type="spellStart"/>
-      <w:r>
-        <w:rPr>
-          <w:b/>
-          <w:bCs/>
-        </w:rPr>
-        <w:t>img</w:t>
-      </w:r>
-      <w:proofErr w:type="spellEnd"/>
-      <w:r>
-        <w:rPr>
-          <w:b/>
-          <w:bCs/>
-        </w:rPr>
-        <w:t>/</w:t>
-      </w:r>
-      <w:proofErr w:type="spellStart"/>
-      <w:r>
-        <w:rPr>
-          <w:b/>
-          <w:bCs/>
-        </w:rPr>
-        <w:t>logo.svg</w:t>
-      </w:r>
-      <w:proofErr w:type="spellEnd"/>
+        <w:t>9. src/img/logo.svg</w:t>
+      </w:r>
     </w:p>
     <w:tbl>
       <w:tblPr>
@@ -3753,15 +3107,7 @@
           </w:tcPr>
           <w:p>
             <w:r>
-              <w:t xml:space="preserve">Логотип </w:t>
-            </w:r>
-            <w:proofErr w:type="spellStart"/>
-            <w:r>
-              <w:t>Fun&amp;Sun</w:t>
-            </w:r>
-            <w:proofErr w:type="spellEnd"/>
-            <w:r>
-              <w:t xml:space="preserve"> для баннеров</w:t>
+              <w:t>Логотип Fun&amp;Sun для баннеров</w:t>
             </w:r>
           </w:p>
         </w:tc>
@@ -3896,29 +3242,8 @@
           </w:tcPr>
           <w:p>
             <w:r>
-              <w:t>/</w:t>
-            </w:r>
-            <w:proofErr w:type="spellStart"/>
-            <w:r>
-              <w:t>src</w:t>
-            </w:r>
-            <w:proofErr w:type="spellEnd"/>
-            <w:r>
-              <w:t>/</w:t>
-            </w:r>
-            <w:proofErr w:type="spellStart"/>
-            <w:r>
-              <w:t>img</w:t>
-            </w:r>
-            <w:proofErr w:type="spellEnd"/>
-            <w:r>
-              <w:t>/</w:t>
-            </w:r>
-            <w:proofErr w:type="spellStart"/>
-            <w:r>
-              <w:t>logo.svg</w:t>
-            </w:r>
-            <w:proofErr w:type="spellEnd"/>
+              <w:t>/src/img/logo.svg</w:t>
+            </w:r>
           </w:p>
         </w:tc>
       </w:tr>
@@ -3937,39 +3262,7 @@
           <w:b/>
           <w:bCs/>
         </w:rPr>
-        <w:t xml:space="preserve">10. </w:t>
-      </w:r>
-      <w:proofErr w:type="spellStart"/>
-      <w:r>
-        <w:rPr>
-          <w:b/>
-          <w:bCs/>
-        </w:rPr>
-        <w:t>src</w:t>
-      </w:r>
-      <w:proofErr w:type="spellEnd"/>
-      <w:r>
-        <w:rPr>
-          <w:b/>
-          <w:bCs/>
-        </w:rPr>
-        <w:t>/</w:t>
-      </w:r>
-      <w:proofErr w:type="spellStart"/>
-      <w:r>
-        <w:rPr>
-          <w:b/>
-          <w:bCs/>
-        </w:rPr>
-        <w:t>img</w:t>
-      </w:r>
-      <w:proofErr w:type="spellEnd"/>
-      <w:r>
-        <w:rPr>
-          <w:b/>
-          <w:bCs/>
-        </w:rPr>
-        <w:t>/01.jpg</w:t>
+        <w:t>10. src/img/01.jpg</w:t>
       </w:r>
       <w:r>
         <w:rPr>
@@ -4184,17 +3477,8 @@
                 <w:b/>
                 <w:bCs/>
               </w:rPr>
-              <w:t xml:space="preserve">В </w:t>
-            </w:r>
-            <w:proofErr w:type="spellStart"/>
-            <w:r>
-              <w:rPr>
-                <w:b/>
-                <w:bCs/>
-              </w:rPr>
-              <w:t>продакшене</w:t>
-            </w:r>
-            <w:proofErr w:type="spellEnd"/>
+              <w:t>В продакшене</w:t>
+            </w:r>
           </w:p>
         </w:tc>
         <w:tc>
@@ -4211,15 +3495,7 @@
           </w:tcPr>
           <w:p>
             <w:r>
-              <w:t xml:space="preserve">AI-изображения хранятся в </w:t>
-            </w:r>
-            <w:proofErr w:type="spellStart"/>
-            <w:r>
-              <w:t>temporary</w:t>
-            </w:r>
-            <w:proofErr w:type="spellEnd"/>
-            <w:r>
-              <w:t>/</w:t>
+              <w:t>AI-изображения хранятся в temporary/</w:t>
             </w:r>
           </w:p>
         </w:tc>
@@ -4238,23 +3514,7 @@
           <w:b/>
           <w:bCs/>
         </w:rPr>
-        <w:t xml:space="preserve">11. </w:t>
-      </w:r>
-      <w:proofErr w:type="spellStart"/>
-      <w:r>
-        <w:rPr>
-          <w:b/>
-          <w:bCs/>
-        </w:rPr>
-        <w:t>temporary</w:t>
-      </w:r>
-      <w:proofErr w:type="spellEnd"/>
-      <w:r>
-        <w:rPr>
-          <w:b/>
-          <w:bCs/>
-        </w:rPr>
-        <w:t>/ (папка)</w:t>
+        <w:t>11. temporary/ (папка)</w:t>
       </w:r>
     </w:p>
     <w:tbl>
@@ -4426,31 +3686,7 @@
           </w:tcPr>
           <w:p>
             <w:r>
-              <w:t>Уникальные (</w:t>
-            </w:r>
-            <w:proofErr w:type="spellStart"/>
-            <w:r>
-              <w:t>ai</w:t>
-            </w:r>
-            <w:proofErr w:type="spellEnd"/>
-            <w:r>
-              <w:t>-{</w:t>
-            </w:r>
-            <w:proofErr w:type="spellStart"/>
-            <w:r>
-              <w:t>uuid</w:t>
-            </w:r>
-            <w:proofErr w:type="spellEnd"/>
-            <w:r>
-              <w:t>}.</w:t>
-            </w:r>
-            <w:proofErr w:type="spellStart"/>
-            <w:r>
-              <w:t>jpg</w:t>
-            </w:r>
-            <w:proofErr w:type="spellEnd"/>
-            <w:r>
-              <w:t>)</w:t>
+              <w:t>Уникальные (ai-{uuid}.jpg)</w:t>
             </w:r>
           </w:p>
         </w:tc>
@@ -4494,13 +3730,8 @@
             <w:hideMark/>
           </w:tcPr>
           <w:p>
-            <w:proofErr w:type="spellStart"/>
-            <w:r>
-              <w:t>Cron</w:t>
-            </w:r>
-            <w:proofErr w:type="spellEnd"/>
-            <w:r>
-              <w:t xml:space="preserve"> каждый час (файлы старше 1 часа)</w:t>
+            <w:r>
+              <w:t>Cron каждый час (файлы старше 1 часа)</w:t>
             </w:r>
           </w:p>
         </w:tc>
@@ -4545,18 +3776,8 @@
           </w:tcPr>
           <w:p>
             <w:r>
-              <w:t xml:space="preserve">Пустая при деплое, </w:t>
-            </w:r>
-            <w:proofErr w:type="gramStart"/>
-            <w:r>
-              <w:t>содержит .</w:t>
-            </w:r>
-            <w:proofErr w:type="spellStart"/>
-            <w:r>
-              <w:t>gitkeep</w:t>
-            </w:r>
-            <w:proofErr w:type="spellEnd"/>
-            <w:proofErr w:type="gramEnd"/>
+              <w:t>Пустая при деплое, содержит .gitkeep</w:t>
+            </w:r>
           </w:p>
         </w:tc>
       </w:tr>
@@ -4579,23 +3800,7 @@
           <w:bCs/>
         </w:rPr>
         <w:lastRenderedPageBreak/>
-        <w:t xml:space="preserve">12. </w:t>
-      </w:r>
-      <w:proofErr w:type="spellStart"/>
-      <w:r>
-        <w:rPr>
-          <w:b/>
-          <w:bCs/>
-        </w:rPr>
-        <w:t>output</w:t>
-      </w:r>
-      <w:proofErr w:type="spellEnd"/>
-      <w:r>
-        <w:rPr>
-          <w:b/>
-          <w:bCs/>
-        </w:rPr>
-        <w:t>/ (папка)</w:t>
+        <w:t>12. output/ (папка)</w:t>
       </w:r>
     </w:p>
     <w:tbl>
@@ -4767,31 +3972,7 @@
           </w:tcPr>
           <w:p>
             <w:r>
-              <w:t>Уникальные (</w:t>
-            </w:r>
-            <w:proofErr w:type="spellStart"/>
-            <w:r>
-              <w:t>banner</w:t>
-            </w:r>
-            <w:proofErr w:type="spellEnd"/>
-            <w:r>
-              <w:t>-{</w:t>
-            </w:r>
-            <w:proofErr w:type="spellStart"/>
-            <w:r>
-              <w:t>timestamp</w:t>
-            </w:r>
-            <w:proofErr w:type="spellEnd"/>
-            <w:r>
-              <w:t>}.</w:t>
-            </w:r>
-            <w:proofErr w:type="spellStart"/>
-            <w:r>
-              <w:t>png</w:t>
-            </w:r>
-            <w:proofErr w:type="spellEnd"/>
-            <w:r>
-              <w:t>)</w:t>
+              <w:t>Уникальные (banner-{timestamp}.png)</w:t>
             </w:r>
           </w:p>
         </w:tc>
@@ -4835,13 +4016,8 @@
             <w:hideMark/>
           </w:tcPr>
           <w:p>
-            <w:proofErr w:type="spellStart"/>
-            <w:r>
-              <w:t>Cron</w:t>
-            </w:r>
-            <w:proofErr w:type="spellEnd"/>
-            <w:r>
-              <w:t xml:space="preserve"> раз в сутки (файлы старше 7 дней)</w:t>
+            <w:r>
+              <w:t>Cron раз в сутки (файлы старше 7 дней)</w:t>
             </w:r>
           </w:p>
         </w:tc>
@@ -4886,18 +4062,8 @@
           </w:tcPr>
           <w:p>
             <w:r>
-              <w:t xml:space="preserve">Пустая при деплое, </w:t>
-            </w:r>
-            <w:proofErr w:type="gramStart"/>
-            <w:r>
-              <w:t>содержит .</w:t>
-            </w:r>
-            <w:proofErr w:type="spellStart"/>
-            <w:r>
-              <w:t>gitkeep</w:t>
-            </w:r>
-            <w:proofErr w:type="spellEnd"/>
-            <w:proofErr w:type="gramEnd"/>
+              <w:t>Пустая при деплое, содержит .gitkeep</w:t>
+            </w:r>
           </w:p>
         </w:tc>
       </w:tr>
@@ -5185,7 +4351,6 @@
                 <w:lang w:eastAsia="ru-RU"/>
               </w:rPr>
             </w:pPr>
-            <w:proofErr w:type="spellStart"/>
             <w:r>
               <w:rPr>
                 <w:rFonts w:ascii="ui-monospace" w:eastAsia="Times New Roman" w:hAnsi="ui-monospace" w:cs="Arial"/>
@@ -5195,7 +4360,6 @@
               </w:rPr>
               <w:t>bg_color</w:t>
             </w:r>
-            <w:proofErr w:type="spellEnd"/>
           </w:p>
         </w:tc>
         <w:tc>
@@ -5226,7 +4390,6 @@
                 <w:lang w:eastAsia="ru-RU"/>
               </w:rPr>
             </w:pPr>
-            <w:proofErr w:type="spellStart"/>
             <w:r>
               <w:rPr>
                 <w:rFonts w:ascii="system-ui" w:eastAsia="Times New Roman" w:hAnsi="system-ui" w:cs="Arial"/>
@@ -5234,37 +4397,7 @@
                 <w:szCs w:val="20"/>
                 <w:lang w:eastAsia="ru-RU"/>
               </w:rPr>
-              <w:t>color</w:t>
-            </w:r>
-            <w:proofErr w:type="spellEnd"/>
-            <w:r>
-              <w:rPr>
-                <w:rFonts w:ascii="system-ui" w:eastAsia="Times New Roman" w:hAnsi="system-ui" w:cs="Arial"/>
-                <w:sz w:val="20"/>
-                <w:szCs w:val="20"/>
-                <w:lang w:eastAsia="ru-RU"/>
-              </w:rPr>
-              <w:t xml:space="preserve"> (</w:t>
-            </w:r>
-            <w:proofErr w:type="spellStart"/>
-            <w:r>
-              <w:rPr>
-                <w:rFonts w:ascii="system-ui" w:eastAsia="Times New Roman" w:hAnsi="system-ui" w:cs="Arial"/>
-                <w:sz w:val="20"/>
-                <w:szCs w:val="20"/>
-                <w:lang w:eastAsia="ru-RU"/>
-              </w:rPr>
-              <w:t>hex</w:t>
-            </w:r>
-            <w:proofErr w:type="spellEnd"/>
-            <w:r>
-              <w:rPr>
-                <w:rFonts w:ascii="system-ui" w:eastAsia="Times New Roman" w:hAnsi="system-ui" w:cs="Arial"/>
-                <w:sz w:val="20"/>
-                <w:szCs w:val="20"/>
-                <w:lang w:eastAsia="ru-RU"/>
-              </w:rPr>
-              <w:t>)</w:t>
+              <w:t>color (hex)</w:t>
             </w:r>
           </w:p>
         </w:tc>
@@ -5381,7 +4514,7 @@
                 <w:szCs w:val="20"/>
                 <w:lang w:eastAsia="ru-RU"/>
               </w:rPr>
-              <w:t>Цвет фона левой части баннера</w:t>
+              <w:t>Цвет фона баннера</w:t>
             </w:r>
           </w:p>
         </w:tc>
@@ -5418,7 +4551,6 @@
                 <w:lang w:eastAsia="ru-RU"/>
               </w:rPr>
             </w:pPr>
-            <w:proofErr w:type="spellStart"/>
             <w:r>
               <w:rPr>
                 <w:rFonts w:ascii="ui-monospace" w:eastAsia="Times New Roman" w:hAnsi="ui-monospace" w:cs="Arial"/>
@@ -5428,7 +4560,6 @@
               </w:rPr>
               <w:t>text_color</w:t>
             </w:r>
-            <w:proofErr w:type="spellEnd"/>
           </w:p>
         </w:tc>
         <w:tc>
@@ -5459,7 +4590,6 @@
                 <w:lang w:eastAsia="ru-RU"/>
               </w:rPr>
             </w:pPr>
-            <w:proofErr w:type="spellStart"/>
             <w:r>
               <w:rPr>
                 <w:rFonts w:ascii="system-ui" w:eastAsia="Times New Roman" w:hAnsi="system-ui" w:cs="Arial"/>
@@ -5467,37 +4597,7 @@
                 <w:szCs w:val="20"/>
                 <w:lang w:eastAsia="ru-RU"/>
               </w:rPr>
-              <w:t>color</w:t>
-            </w:r>
-            <w:proofErr w:type="spellEnd"/>
-            <w:r>
-              <w:rPr>
-                <w:rFonts w:ascii="system-ui" w:eastAsia="Times New Roman" w:hAnsi="system-ui" w:cs="Arial"/>
-                <w:sz w:val="20"/>
-                <w:szCs w:val="20"/>
-                <w:lang w:eastAsia="ru-RU"/>
-              </w:rPr>
-              <w:t xml:space="preserve"> (</w:t>
-            </w:r>
-            <w:proofErr w:type="spellStart"/>
-            <w:r>
-              <w:rPr>
-                <w:rFonts w:ascii="system-ui" w:eastAsia="Times New Roman" w:hAnsi="system-ui" w:cs="Arial"/>
-                <w:sz w:val="20"/>
-                <w:szCs w:val="20"/>
-                <w:lang w:eastAsia="ru-RU"/>
-              </w:rPr>
-              <w:t>hex</w:t>
-            </w:r>
-            <w:proofErr w:type="spellEnd"/>
-            <w:r>
-              <w:rPr>
-                <w:rFonts w:ascii="system-ui" w:eastAsia="Times New Roman" w:hAnsi="system-ui" w:cs="Arial"/>
-                <w:sz w:val="20"/>
-                <w:szCs w:val="20"/>
-                <w:lang w:eastAsia="ru-RU"/>
-              </w:rPr>
-              <w:t>)</w:t>
+              <w:t>color (hex)</w:t>
             </w:r>
           </w:p>
         </w:tc>
@@ -5651,7 +4751,6 @@
                 <w:lang w:eastAsia="ru-RU"/>
               </w:rPr>
             </w:pPr>
-            <w:proofErr w:type="spellStart"/>
             <w:r>
               <w:rPr>
                 <w:rFonts w:ascii="ui-monospace" w:eastAsia="Times New Roman" w:hAnsi="ui-monospace" w:cs="Arial"/>
@@ -5661,7 +4760,6 @@
               </w:rPr>
               <w:t>title</w:t>
             </w:r>
-            <w:proofErr w:type="spellEnd"/>
           </w:p>
         </w:tc>
         <w:tc>
@@ -5692,7 +4790,6 @@
                 <w:lang w:eastAsia="ru-RU"/>
               </w:rPr>
             </w:pPr>
-            <w:proofErr w:type="spellStart"/>
             <w:r>
               <w:rPr>
                 <w:rFonts w:ascii="system-ui" w:eastAsia="Times New Roman" w:hAnsi="system-ui" w:cs="Arial"/>
@@ -5702,7 +4799,6 @@
               </w:rPr>
               <w:t>text</w:t>
             </w:r>
-            <w:proofErr w:type="spellEnd"/>
           </w:p>
         </w:tc>
         <w:tc>
@@ -5855,7 +4951,6 @@
                 <w:lang w:eastAsia="ru-RU"/>
               </w:rPr>
             </w:pPr>
-            <w:proofErr w:type="spellStart"/>
             <w:r>
               <w:rPr>
                 <w:rFonts w:ascii="ui-monospace" w:eastAsia="Times New Roman" w:hAnsi="ui-monospace" w:cs="Arial"/>
@@ -5865,7 +4960,6 @@
               </w:rPr>
               <w:t>image_url</w:t>
             </w:r>
-            <w:proofErr w:type="spellEnd"/>
           </w:p>
         </w:tc>
         <w:tc>
@@ -5896,7 +4990,6 @@
                 <w:lang w:eastAsia="ru-RU"/>
               </w:rPr>
             </w:pPr>
-            <w:proofErr w:type="spellStart"/>
             <w:r>
               <w:rPr>
                 <w:rFonts w:ascii="system-ui" w:eastAsia="Times New Roman" w:hAnsi="system-ui" w:cs="Arial"/>
@@ -5906,7 +4999,6 @@
               </w:rPr>
               <w:t>url</w:t>
             </w:r>
-            <w:proofErr w:type="spellEnd"/>
           </w:p>
         </w:tc>
         <w:tc>
@@ -6059,7 +5151,6 @@
                 <w:lang w:eastAsia="ru-RU"/>
               </w:rPr>
             </w:pPr>
-            <w:proofErr w:type="spellStart"/>
             <w:r>
               <w:rPr>
                 <w:rFonts w:ascii="ui-monospace" w:eastAsia="Times New Roman" w:hAnsi="ui-monospace" w:cs="Arial"/>
@@ -6069,7 +5160,6 @@
               </w:rPr>
               <w:t>subtitle</w:t>
             </w:r>
-            <w:proofErr w:type="spellEnd"/>
           </w:p>
         </w:tc>
         <w:tc>
@@ -6100,7 +5190,6 @@
                 <w:lang w:eastAsia="ru-RU"/>
               </w:rPr>
             </w:pPr>
-            <w:proofErr w:type="spellStart"/>
             <w:r>
               <w:rPr>
                 <w:rFonts w:ascii="system-ui" w:eastAsia="Times New Roman" w:hAnsi="system-ui" w:cs="Arial"/>
@@ -6110,7 +5199,6 @@
               </w:rPr>
               <w:t>text</w:t>
             </w:r>
-            <w:proofErr w:type="spellEnd"/>
           </w:p>
         </w:tc>
         <w:tc>
@@ -6263,7 +5351,6 @@
                 <w:lang w:eastAsia="ru-RU"/>
               </w:rPr>
             </w:pPr>
-            <w:proofErr w:type="spellStart"/>
             <w:r>
               <w:rPr>
                 <w:rFonts w:ascii="ui-monospace" w:eastAsia="Times New Roman" w:hAnsi="ui-monospace" w:cs="Arial"/>
@@ -6273,7 +5360,6 @@
               </w:rPr>
               <w:t>show_logo</w:t>
             </w:r>
-            <w:proofErr w:type="spellEnd"/>
           </w:p>
         </w:tc>
         <w:tc>
@@ -6304,7 +5390,6 @@
                 <w:lang w:eastAsia="ru-RU"/>
               </w:rPr>
             </w:pPr>
-            <w:proofErr w:type="spellStart"/>
             <w:r>
               <w:rPr>
                 <w:rFonts w:ascii="system-ui" w:eastAsia="Times New Roman" w:hAnsi="system-ui" w:cs="Arial"/>
@@ -6312,37 +5397,7 @@
                 <w:szCs w:val="20"/>
                 <w:lang w:eastAsia="ru-RU"/>
               </w:rPr>
-              <w:t>boolean</w:t>
-            </w:r>
-            <w:proofErr w:type="spellEnd"/>
-            <w:r>
-              <w:rPr>
-                <w:rFonts w:ascii="system-ui" w:eastAsia="Times New Roman" w:hAnsi="system-ui" w:cs="Arial"/>
-                <w:sz w:val="20"/>
-                <w:szCs w:val="20"/>
-                <w:lang w:eastAsia="ru-RU"/>
-              </w:rPr>
-              <w:t xml:space="preserve"> (</w:t>
-            </w:r>
-            <w:proofErr w:type="spellStart"/>
-            <w:r>
-              <w:rPr>
-                <w:rFonts w:ascii="system-ui" w:eastAsia="Times New Roman" w:hAnsi="system-ui" w:cs="Arial"/>
-                <w:sz w:val="20"/>
-                <w:szCs w:val="20"/>
-                <w:lang w:eastAsia="ru-RU"/>
-              </w:rPr>
-              <w:t>string</w:t>
-            </w:r>
-            <w:proofErr w:type="spellEnd"/>
-            <w:r>
-              <w:rPr>
-                <w:rFonts w:ascii="system-ui" w:eastAsia="Times New Roman" w:hAnsi="system-ui" w:cs="Arial"/>
-                <w:sz w:val="20"/>
-                <w:szCs w:val="20"/>
-                <w:lang w:eastAsia="ru-RU"/>
-              </w:rPr>
-              <w:t>)</w:t>
+              <w:t>boolean (string)</w:t>
             </w:r>
           </w:p>
         </w:tc>
@@ -6420,47 +5475,7 @@
                 <w:szCs w:val="20"/>
                 <w:lang w:eastAsia="ru-RU"/>
               </w:rPr>
-              <w:t>"</w:t>
-            </w:r>
-            <w:proofErr w:type="spellStart"/>
-            <w:r>
-              <w:rPr>
-                <w:rFonts w:ascii="ui-monospace" w:eastAsia="Times New Roman" w:hAnsi="ui-monospace" w:cs="Arial"/>
-                <w:sz w:val="20"/>
-                <w:szCs w:val="20"/>
-                <w:lang w:eastAsia="ru-RU"/>
-              </w:rPr>
-              <w:t>true</w:t>
-            </w:r>
-            <w:proofErr w:type="spellEnd"/>
-            <w:r>
-              <w:rPr>
-                <w:rFonts w:ascii="ui-monospace" w:eastAsia="Times New Roman" w:hAnsi="ui-monospace" w:cs="Arial"/>
-                <w:sz w:val="20"/>
-                <w:szCs w:val="20"/>
-                <w:lang w:eastAsia="ru-RU"/>
-              </w:rPr>
-              <w:t>" / "</w:t>
-            </w:r>
-            <w:proofErr w:type="spellStart"/>
-            <w:r>
-              <w:rPr>
-                <w:rFonts w:ascii="ui-monospace" w:eastAsia="Times New Roman" w:hAnsi="ui-monospace" w:cs="Arial"/>
-                <w:sz w:val="20"/>
-                <w:szCs w:val="20"/>
-                <w:lang w:eastAsia="ru-RU"/>
-              </w:rPr>
-              <w:t>false</w:t>
-            </w:r>
-            <w:proofErr w:type="spellEnd"/>
-            <w:r>
-              <w:rPr>
-                <w:rFonts w:ascii="ui-monospace" w:eastAsia="Times New Roman" w:hAnsi="ui-monospace" w:cs="Arial"/>
-                <w:sz w:val="20"/>
-                <w:szCs w:val="20"/>
-                <w:lang w:eastAsia="ru-RU"/>
-              </w:rPr>
-              <w:t>"</w:t>
+              <w:t>"true" / "false"</w:t>
             </w:r>
           </w:p>
         </w:tc>
@@ -6499,27 +5514,7 @@
                 <w:szCs w:val="20"/>
                 <w:lang w:eastAsia="ru-RU"/>
               </w:rPr>
-              <w:t xml:space="preserve">Показывать логотип </w:t>
-            </w:r>
-            <w:proofErr w:type="spellStart"/>
-            <w:r>
-              <w:rPr>
-                <w:rFonts w:ascii="system-ui" w:eastAsia="Times New Roman" w:hAnsi="system-ui" w:cs="Arial"/>
-                <w:sz w:val="20"/>
-                <w:szCs w:val="20"/>
-                <w:lang w:eastAsia="ru-RU"/>
-              </w:rPr>
-              <w:t>Fun&amp;Sun</w:t>
-            </w:r>
-            <w:proofErr w:type="spellEnd"/>
-            <w:r>
-              <w:rPr>
-                <w:rFonts w:ascii="system-ui" w:eastAsia="Times New Roman" w:hAnsi="system-ui" w:cs="Arial"/>
-                <w:sz w:val="20"/>
-                <w:szCs w:val="20"/>
-                <w:lang w:eastAsia="ru-RU"/>
-              </w:rPr>
-              <w:t xml:space="preserve"> (SVG)</w:t>
+              <w:t>Показывать логотип Fun&amp;Sun (SVG)</w:t>
             </w:r>
           </w:p>
         </w:tc>
@@ -6556,7 +5551,6 @@
                 <w:lang w:eastAsia="ru-RU"/>
               </w:rPr>
             </w:pPr>
-            <w:proofErr w:type="spellStart"/>
             <w:r>
               <w:rPr>
                 <w:rFonts w:ascii="ui-monospace" w:eastAsia="Times New Roman" w:hAnsi="ui-monospace" w:cs="Arial"/>
@@ -6566,7 +5560,6 @@
               </w:rPr>
               <w:t>badge_text</w:t>
             </w:r>
-            <w:proofErr w:type="spellEnd"/>
           </w:p>
         </w:tc>
         <w:tc>
@@ -6597,7 +5590,6 @@
                 <w:lang w:eastAsia="ru-RU"/>
               </w:rPr>
             </w:pPr>
-            <w:proofErr w:type="spellStart"/>
             <w:r>
               <w:rPr>
                 <w:rFonts w:ascii="system-ui" w:eastAsia="Times New Roman" w:hAnsi="system-ui" w:cs="Arial"/>
@@ -6607,7 +5599,6 @@
               </w:rPr>
               <w:t>text</w:t>
             </w:r>
-            <w:proofErr w:type="spellEnd"/>
           </w:p>
         </w:tc>
         <w:tc>
@@ -6760,7 +5751,6 @@
                 <w:lang w:eastAsia="ru-RU"/>
               </w:rPr>
             </w:pPr>
-            <w:proofErr w:type="spellStart"/>
             <w:r>
               <w:rPr>
                 <w:rFonts w:ascii="ui-monospace" w:eastAsia="Times New Roman" w:hAnsi="ui-monospace" w:cs="Arial"/>
@@ -6770,7 +5760,6 @@
               </w:rPr>
               <w:t>badge_color</w:t>
             </w:r>
-            <w:proofErr w:type="spellEnd"/>
           </w:p>
         </w:tc>
         <w:tc>
@@ -6801,7 +5790,6 @@
                 <w:lang w:eastAsia="ru-RU"/>
               </w:rPr>
             </w:pPr>
-            <w:proofErr w:type="spellStart"/>
             <w:r>
               <w:rPr>
                 <w:rFonts w:ascii="system-ui" w:eastAsia="Times New Roman" w:hAnsi="system-ui" w:cs="Arial"/>
@@ -6809,37 +5797,7 @@
                 <w:szCs w:val="20"/>
                 <w:lang w:eastAsia="ru-RU"/>
               </w:rPr>
-              <w:t>color</w:t>
-            </w:r>
-            <w:proofErr w:type="spellEnd"/>
-            <w:r>
-              <w:rPr>
-                <w:rFonts w:ascii="system-ui" w:eastAsia="Times New Roman" w:hAnsi="system-ui" w:cs="Arial"/>
-                <w:sz w:val="20"/>
-                <w:szCs w:val="20"/>
-                <w:lang w:eastAsia="ru-RU"/>
-              </w:rPr>
-              <w:t xml:space="preserve"> (</w:t>
-            </w:r>
-            <w:proofErr w:type="spellStart"/>
-            <w:r>
-              <w:rPr>
-                <w:rFonts w:ascii="system-ui" w:eastAsia="Times New Roman" w:hAnsi="system-ui" w:cs="Arial"/>
-                <w:sz w:val="20"/>
-                <w:szCs w:val="20"/>
-                <w:lang w:eastAsia="ru-RU"/>
-              </w:rPr>
-              <w:t>hex</w:t>
-            </w:r>
-            <w:proofErr w:type="spellEnd"/>
-            <w:r>
-              <w:rPr>
-                <w:rFonts w:ascii="system-ui" w:eastAsia="Times New Roman" w:hAnsi="system-ui" w:cs="Arial"/>
-                <w:sz w:val="20"/>
-                <w:szCs w:val="20"/>
-                <w:lang w:eastAsia="ru-RU"/>
-              </w:rPr>
-              <w:t>)</w:t>
+              <w:t>color (hex)</w:t>
             </w:r>
           </w:p>
         </w:tc>
@@ -6993,7 +5951,6 @@
                 <w:lang w:eastAsia="ru-RU"/>
               </w:rPr>
             </w:pPr>
-            <w:proofErr w:type="spellStart"/>
             <w:r>
               <w:rPr>
                 <w:rFonts w:ascii="ui-monospace" w:eastAsia="Times New Roman" w:hAnsi="ui-monospace" w:cs="Arial"/>
@@ -7003,7 +5960,6 @@
               </w:rPr>
               <w:t>badge_text_color</w:t>
             </w:r>
-            <w:proofErr w:type="spellEnd"/>
           </w:p>
         </w:tc>
         <w:tc>
@@ -7034,7 +5990,6 @@
                 <w:lang w:eastAsia="ru-RU"/>
               </w:rPr>
             </w:pPr>
-            <w:proofErr w:type="spellStart"/>
             <w:r>
               <w:rPr>
                 <w:rFonts w:ascii="system-ui" w:eastAsia="Times New Roman" w:hAnsi="system-ui" w:cs="Arial"/>
@@ -7042,37 +5997,7 @@
                 <w:szCs w:val="20"/>
                 <w:lang w:eastAsia="ru-RU"/>
               </w:rPr>
-              <w:t>color</w:t>
-            </w:r>
-            <w:proofErr w:type="spellEnd"/>
-            <w:r>
-              <w:rPr>
-                <w:rFonts w:ascii="system-ui" w:eastAsia="Times New Roman" w:hAnsi="system-ui" w:cs="Arial"/>
-                <w:sz w:val="20"/>
-                <w:szCs w:val="20"/>
-                <w:lang w:eastAsia="ru-RU"/>
-              </w:rPr>
-              <w:t xml:space="preserve"> (</w:t>
-            </w:r>
-            <w:proofErr w:type="spellStart"/>
-            <w:r>
-              <w:rPr>
-                <w:rFonts w:ascii="system-ui" w:eastAsia="Times New Roman" w:hAnsi="system-ui" w:cs="Arial"/>
-                <w:sz w:val="20"/>
-                <w:szCs w:val="20"/>
-                <w:lang w:eastAsia="ru-RU"/>
-              </w:rPr>
-              <w:t>hex</w:t>
-            </w:r>
-            <w:proofErr w:type="spellEnd"/>
-            <w:r>
-              <w:rPr>
-                <w:rFonts w:ascii="system-ui" w:eastAsia="Times New Roman" w:hAnsi="system-ui" w:cs="Arial"/>
-                <w:sz w:val="20"/>
-                <w:szCs w:val="20"/>
-                <w:lang w:eastAsia="ru-RU"/>
-              </w:rPr>
-              <w:t>)</w:t>
+              <w:t>color (hex)</w:t>
             </w:r>
           </w:p>
         </w:tc>
@@ -7200,47 +6125,39 @@
       <w:r>
         <w:t>*</w:t>
       </w:r>
-      <w:proofErr w:type="spellStart"/>
       <w:r>
         <w:rPr>
           <w:lang w:val="en-US"/>
         </w:rPr>
         <w:t>show</w:t>
       </w:r>
-      <w:proofErr w:type="spellEnd"/>
       <w:r>
         <w:t>_</w:t>
       </w:r>
-      <w:proofErr w:type="spellStart"/>
       <w:r>
         <w:rPr>
           <w:lang w:val="en-US"/>
         </w:rPr>
         <w:t>logo</w:t>
       </w:r>
-      <w:proofErr w:type="spellEnd"/>
       <w:r>
         <w:t xml:space="preserve"> и </w:t>
       </w:r>
-      <w:proofErr w:type="spellStart"/>
       <w:r>
         <w:rPr>
           <w:lang w:val="en-US"/>
         </w:rPr>
         <w:t>badge</w:t>
       </w:r>
-      <w:proofErr w:type="spellEnd"/>
       <w:r>
         <w:t>_</w:t>
       </w:r>
-      <w:proofErr w:type="spellStart"/>
       <w:r>
         <w:rPr>
           <w:lang w:val="en-US"/>
         </w:rPr>
         <w:t>text</w:t>
       </w:r>
-      <w:proofErr w:type="spellEnd"/>
       <w:r>
         <w:t xml:space="preserve"> — взаимоисключающие. Может быть указан только один из них, либо ни одного.</w:t>
       </w:r>
@@ -7255,86 +6172,8 @@
         <w:rPr>
           <w:lang w:val="en-US"/>
         </w:rPr>
-        <w:t>**</w:t>
-      </w:r>
-      <w:proofErr w:type="spellStart"/>
-      <w:r>
-        <w:rPr>
-          <w:lang w:val="en-US"/>
-        </w:rPr>
-        <w:t>badge_color</w:t>
-      </w:r>
-      <w:proofErr w:type="spellEnd"/>
-      <w:r>
-        <w:rPr>
-          <w:lang w:val="en-US"/>
-        </w:rPr>
-        <w:t xml:space="preserve"> и </w:t>
-      </w:r>
-      <w:proofErr w:type="spellStart"/>
-      <w:r>
-        <w:rPr>
-          <w:lang w:val="en-US"/>
-        </w:rPr>
-        <w:t>badge_text_color</w:t>
-      </w:r>
-      <w:proofErr w:type="spellEnd"/>
-      <w:r>
-        <w:rPr>
-          <w:lang w:val="en-US"/>
-        </w:rPr>
-        <w:t xml:space="preserve"> </w:t>
-      </w:r>
-      <w:proofErr w:type="spellStart"/>
-      <w:r>
-        <w:rPr>
-          <w:lang w:val="en-US"/>
-        </w:rPr>
-        <w:t>обязательны</w:t>
-      </w:r>
-      <w:proofErr w:type="spellEnd"/>
-      <w:r>
-        <w:rPr>
-          <w:lang w:val="en-US"/>
-        </w:rPr>
-        <w:t xml:space="preserve">, </w:t>
-      </w:r>
-      <w:proofErr w:type="spellStart"/>
-      <w:r>
-        <w:rPr>
-          <w:lang w:val="en-US"/>
-        </w:rPr>
-        <w:t>если</w:t>
-      </w:r>
-      <w:proofErr w:type="spellEnd"/>
-      <w:r>
-        <w:rPr>
-          <w:lang w:val="en-US"/>
-        </w:rPr>
-        <w:t xml:space="preserve"> </w:t>
-      </w:r>
-      <w:proofErr w:type="spellStart"/>
-      <w:r>
-        <w:rPr>
-          <w:lang w:val="en-US"/>
-        </w:rPr>
-        <w:t>указан</w:t>
-      </w:r>
-      <w:proofErr w:type="spellEnd"/>
-      <w:r>
-        <w:rPr>
-          <w:lang w:val="en-US"/>
-        </w:rPr>
-        <w:t xml:space="preserve"> </w:t>
-      </w:r>
-      <w:proofErr w:type="spellStart"/>
-      <w:r>
-        <w:rPr>
-          <w:lang w:val="en-US"/>
-        </w:rPr>
-        <w:t>badge_text</w:t>
-      </w:r>
-      <w:proofErr w:type="spellEnd"/>
+        <w:t>**badge_color и badge_text_color обязательны, если указан badge_text</w:t>
+      </w:r>
     </w:p>
     <w:sectPr>
       <w:pgSz w:w="11906" w:h="16838"/>
@@ -7791,6 +6630,7 @@
   <w:style w:type="character" w:default="1" w:styleId="a0">
     <w:name w:val="Default Paragraph Font"/>
     <w:uiPriority w:val="1"/>
+    <w:semiHidden/>
     <w:unhideWhenUsed/>
   </w:style>
   <w:style w:type="table" w:default="1" w:styleId="a1">
